--- a/src/test/resources/templates/CustomOrderHeader.docx
+++ b/src/test/resources/templates/CustomOrderHeader.docx
@@ -17,29 +17,32 @@
         <w:tblLook w:val="04A0" w:firstRow="1" w:lastRow="0" w:firstColumn="1" w:lastColumn="0" w:noHBand="0" w:noVBand="1"/>
       </w:tblPr>
       <w:tblGrid>
-        <w:gridCol w:w="1797"/>
-        <w:gridCol w:w="4215"/>
-        <w:gridCol w:w="3014"/>
+        <w:gridCol w:w="1563"/>
+        <w:gridCol w:w="3824"/>
+        <w:gridCol w:w="3639"/>
       </w:tblGrid>
       <w:tr>
-        <w:tc>
-          <w:tcPr>
-            <w:tcW w:w="1809" w:type="dxa"/>
-          </w:tcPr>
-          <w:p>
-            <w:pPr>
-              <w:rPr>
-                <w:b/>
-              </w:rPr>
-            </w:pPr>
-            <w:r>
-              <w:rPr>
-                <w:b/>
+        <w:trPr>
+          <w:trHeight w:val="1121"/>
+        </w:trPr>
+        <w:tc>
+          <w:tcPr>
+            <w:tcW w:w="1563" w:type="dxa"/>
+          </w:tcPr>
+          <w:p>
+            <w:pPr>
+              <w:rPr>
+                <w:rFonts w:ascii="Arial" w:hAnsi="Arial" w:cs="Arial"/>
+              </w:rPr>
+            </w:pPr>
+            <w:r>
+              <w:rPr>
+                <w:rFonts w:ascii="Arial" w:hAnsi="Arial" w:cs="Arial"/>
                 <w:noProof/>
               </w:rPr>
               <w:drawing>
-                <wp:inline distT="0" distB="0" distL="0" distR="0" wp14:anchorId="77209F1A" wp14:editId="4C4C8D37">
-                  <wp:extent cx="857205" cy="713740"/>
+                <wp:inline distT="0" distB="0" distL="0" distR="0" wp14:anchorId="19327A42" wp14:editId="3562D081">
+                  <wp:extent cx="855573" cy="712381"/>
                   <wp:effectExtent l="0" t="0" r="0" b="0"/>
                   <wp:docPr id="2" name="Picture 2" descr="A black and white logo&#10;&#10;Description automatically generated"/>
                   <wp:cNvGraphicFramePr>
@@ -67,7 +70,7 @@
                         <pic:spPr>
                           <a:xfrm>
                             <a:off x="0" y="0"/>
-                            <a:ext cx="912775" cy="760010"/>
+                            <a:ext cx="950185" cy="791158"/>
                           </a:xfrm>
                           <a:prstGeom prst="rect">
                             <a:avLst/>
@@ -83,20 +86,20 @@
         </w:tc>
         <w:tc>
           <w:tcPr>
-            <w:tcW w:w="4352" w:type="dxa"/>
-          </w:tcPr>
-          <w:p>
-            <w:pPr>
-              <w:rPr>
-                <w:b/>
-                <w:sz w:val="28"/>
+            <w:tcW w:w="3824" w:type="dxa"/>
+          </w:tcPr>
+          <w:p>
+            <w:pPr>
+              <w:rPr>
+                <w:rFonts w:ascii="Arial" w:hAnsi="Arial" w:cs="Arial"/>
+                <w:sz w:val="32"/>
                 <w:szCs w:val="28"/>
               </w:rPr>
             </w:pPr>
             <w:r>
               <w:rPr>
-                <w:b/>
-                <w:sz w:val="28"/>
+                <w:rFonts w:ascii="Arial" w:hAnsi="Arial" w:cs="Arial"/>
+                <w:sz w:val="32"/>
                 <w:szCs w:val="28"/>
               </w:rPr>
               <w:t>In the Family Court</w:t>
@@ -104,115 +107,140 @@
           </w:p>
           <w:p>
             <w:pPr>
-              <w:jc w:val="center"/>
-              <w:rPr>
-                <w:b/>
-              </w:rPr>
-            </w:pPr>
-          </w:p>
-        </w:tc>
-        <w:tc>
-          <w:tcPr>
-            <w:tcW w:w="3081" w:type="dxa"/>
-          </w:tcPr>
-          <w:p>
-            <w:pPr>
-              <w:rPr>
-                <w:b/>
-                <w:bCs/>
-              </w:rPr>
-            </w:pPr>
-            <w:r>
-              <w:rPr>
-                <w:b/>
-                <w:bCs/>
-              </w:rPr>
-              <w:t>Case No</w:t>
-            </w:r>
-            <w:r>
-              <w:rPr>
-                <w:b/>
-                <w:bCs/>
-              </w:rPr>
-              <w:t>:</w:t>
-            </w:r>
-          </w:p>
-          <w:p>
-            <w:pPr>
-              <w:rPr>
-                <w:b/>
-                <w:bCs/>
-              </w:rPr>
-            </w:pPr>
-          </w:p>
-        </w:tc>
-      </w:tr>
-      <w:tr>
-        <w:tc>
-          <w:tcPr>
-            <w:tcW w:w="1809" w:type="dxa"/>
-          </w:tcPr>
-          <w:p>
-            <w:pPr>
-              <w:jc w:val="center"/>
-              <w:rPr>
-                <w:b/>
-              </w:rPr>
-            </w:pPr>
-          </w:p>
-        </w:tc>
-        <w:tc>
-          <w:tcPr>
-            <w:tcW w:w="4352" w:type="dxa"/>
-          </w:tcPr>
-          <w:p>
-            <w:r>
-              <w:t xml:space="preserve">   </w:t>
-            </w:r>
-            <w:r>
+              <w:rPr>
+                <w:rFonts w:ascii="Arial" w:hAnsi="Arial" w:cs="Arial"/>
+                <w:sz w:val="32"/>
+              </w:rPr>
+            </w:pPr>
+            <w:r>
+              <w:rPr>
+                <w:rFonts w:ascii="Arial" w:hAnsi="Arial" w:cs="Arial"/>
+                <w:sz w:val="32"/>
+                <w:szCs w:val="28"/>
+              </w:rPr>
+              <w:t xml:space="preserve">sitting at </w:t>
+            </w:r>
+            <w:r>
+              <w:rPr>
+                <w:rFonts w:ascii="Arial" w:hAnsi="Arial" w:cs="Arial"/>
+                <w:sz w:val="32"/>
+              </w:rPr>
               <w:t>{{</w:t>
             </w:r>
             <w:proofErr w:type="spellStart"/>
             <w:r>
+              <w:rPr>
+                <w:rFonts w:ascii="Arial" w:hAnsi="Arial" w:cs="Arial"/>
+                <w:sz w:val="32"/>
+              </w:rPr>
               <w:t>courtName</w:t>
             </w:r>
             <w:proofErr w:type="spellEnd"/>
             <w:r>
+              <w:rPr>
+                <w:rFonts w:ascii="Arial" w:hAnsi="Arial" w:cs="Arial"/>
+                <w:sz w:val="32"/>
+              </w:rPr>
               <w:t>}}</w:t>
             </w:r>
           </w:p>
           <w:p>
             <w:pPr>
               <w:rPr>
-                <w:b/>
-              </w:rPr>
-            </w:pPr>
-          </w:p>
-        </w:tc>
-        <w:tc>
-          <w:tcPr>
-            <w:tcW w:w="3081" w:type="dxa"/>
-          </w:tcPr>
-          <w:p>
-            <w:pPr>
-              <w:rPr>
-                <w:b/>
-              </w:rPr>
-            </w:pPr>
-            <w:r>
-              <w:t xml:space="preserve">   </w:t>
-            </w:r>
-            <w:r>
+                <w:rFonts w:ascii="Arial" w:hAnsi="Arial" w:cs="Arial"/>
+                <w:sz w:val="32"/>
+                <w:szCs w:val="28"/>
+              </w:rPr>
+            </w:pPr>
+          </w:p>
+        </w:tc>
+        <w:tc>
+          <w:tcPr>
+            <w:tcW w:w="3639" w:type="dxa"/>
+          </w:tcPr>
+          <w:p>
+            <w:pPr>
+              <w:rPr>
+                <w:rFonts w:ascii="Arial" w:hAnsi="Arial" w:cs="Arial"/>
+                <w:sz w:val="32"/>
+              </w:rPr>
+            </w:pPr>
+            <w:r>
+              <w:rPr>
+                <w:rFonts w:ascii="Arial" w:hAnsi="Arial" w:cs="Arial"/>
+                <w:sz w:val="32"/>
+              </w:rPr>
+              <w:t>Case No:</w:t>
+            </w:r>
+          </w:p>
+          <w:p>
+            <w:pPr>
+              <w:rPr>
+                <w:rFonts w:ascii="Arial" w:hAnsi="Arial" w:cs="Arial"/>
+                <w:sz w:val="32"/>
+              </w:rPr>
+            </w:pPr>
+            <w:r>
+              <w:rPr>
+                <w:rFonts w:ascii="Arial" w:hAnsi="Arial" w:cs="Arial"/>
+                <w:sz w:val="32"/>
+              </w:rPr>
               <w:t>{{</w:t>
             </w:r>
             <w:proofErr w:type="spellStart"/>
             <w:r>
+              <w:rPr>
+                <w:rFonts w:ascii="Arial" w:hAnsi="Arial" w:cs="Arial"/>
+                <w:sz w:val="32"/>
+              </w:rPr>
               <w:t>caseNumber</w:t>
             </w:r>
             <w:proofErr w:type="spellEnd"/>
             <w:r>
+              <w:rPr>
+                <w:rFonts w:ascii="Arial" w:hAnsi="Arial" w:cs="Arial"/>
+                <w:sz w:val="32"/>
+              </w:rPr>
               <w:t>}}</w:t>
             </w:r>
+          </w:p>
+          <w:p w14:paraId="FM000001" w14:textId="FM000001">
+            <w:pPr>
+              <w:rPr>
+                <w:rFonts w:ascii="Arial" w:hAnsi="Arial" w:cs="Arial"/>
+                <w:sz w:val="32"/>
+              </w:rPr>
+            </w:pPr>
+            <w:r>
+              <w:rPr>
+                <w:rFonts w:ascii="Arial" w:hAnsi="Arial" w:cs="Arial"/>
+                <w:sz w:val="32"/>
+              </w:rPr>
+              <w:t>{{familymanLabel}}</w:t>
+            </w:r>
+          </w:p>
+          <w:p w14:paraId="FM000002" w14:textId="FM000002">
+            <w:pPr>
+              <w:rPr>
+                <w:rFonts w:ascii="Arial" w:hAnsi="Arial" w:cs="Arial"/>
+                <w:sz w:val="32"/>
+              </w:rPr>
+            </w:pPr>
+            <w:r>
+              <w:rPr>
+                <w:rFonts w:ascii="Arial" w:hAnsi="Arial" w:cs="Arial"/>
+                <w:sz w:val="32"/>
+              </w:rPr>
+              <w:t>{{familymanCaseNumber}}</w:t>
+            </w:r>
+          </w:p>
+          <w:p>
+            <w:pPr>
+              <w:rPr>
+                <w:rFonts w:ascii="Arial" w:hAnsi="Arial" w:cs="Arial"/>
+                <w:sz w:val="32"/>
+              </w:rPr>
+            </w:pPr>
           </w:p>
         </w:tc>
       </w:tr>
@@ -243,7 +271,13 @@
           <w:tcPr>
             <w:tcW w:w="1418" w:type="dxa"/>
           </w:tcPr>
-          <w:p/>
+          <w:p>
+            <w:pPr>
+              <w:rPr>
+                <w:rFonts w:ascii="Arial" w:hAnsi="Arial" w:cs="Arial"/>
+              </w:rPr>
+            </w:pPr>
+          </w:p>
         </w:tc>
         <w:tc>
           <w:tcPr>
@@ -257,48 +291,47 @@
               <w:top w:w="57" w:type="dxa"/>
               <w:bottom w:w="57" w:type="dxa"/>
             </w:tcMar>
-          </w:tcPr>
-          <w:p>
-            <w:pPr>
-              <w:rPr>
-                <w:b/>
-              </w:rPr>
-            </w:pPr>
-            <w:r>
-              <w:rPr>
-                <w:b/>
+            <w:vAlign w:val="center"/>
+          </w:tcPr>
+          <w:p>
+            <w:pPr>
+              <w:rPr>
+                <w:rFonts w:ascii="Arial" w:hAnsi="Arial" w:cs="Arial"/>
+              </w:rPr>
+            </w:pPr>
+            <w:r>
+              <w:rPr>
+                <w:rFonts w:ascii="Arial" w:hAnsi="Arial" w:cs="Arial"/>
               </w:rPr>
               <w:t>Order</w:t>
             </w:r>
           </w:p>
           <w:p>
-            <w:r>
-              <w:rPr>
-                <w:b/>
+            <w:pPr>
+              <w:rPr>
+                <w:rFonts w:ascii="Arial" w:hAnsi="Arial" w:cs="Arial"/>
+              </w:rPr>
+            </w:pPr>
+            <w:r>
+              <w:rPr>
+                <w:rFonts w:ascii="Arial" w:hAnsi="Arial" w:cs="Arial"/>
               </w:rPr>
               <w:t>{{</w:t>
             </w:r>
             <w:proofErr w:type="spellStart"/>
             <w:r>
               <w:rPr>
-                <w:b/>
+                <w:rFonts w:ascii="Arial" w:hAnsi="Arial" w:cs="Arial"/>
               </w:rPr>
               <w:t>orderName</w:t>
             </w:r>
             <w:proofErr w:type="spellEnd"/>
             <w:r>
               <w:rPr>
-                <w:b/>
+                <w:rFonts w:ascii="Arial" w:hAnsi="Arial" w:cs="Arial"/>
               </w:rPr>
               <w:t>}}</w:t>
             </w:r>
-          </w:p>
-          <w:p>
-            <w:pPr>
-              <w:rPr>
-                <w:b/>
-              </w:rPr>
-            </w:pPr>
           </w:p>
         </w:tc>
       </w:tr>
@@ -307,7 +340,13 @@
           <w:tcPr>
             <w:tcW w:w="1418" w:type="dxa"/>
           </w:tcPr>
-          <w:p/>
+          <w:p>
+            <w:pPr>
+              <w:rPr>
+                <w:rFonts w:ascii="Arial" w:hAnsi="Arial" w:cs="Arial"/>
+              </w:rPr>
+            </w:pPr>
+          </w:p>
         </w:tc>
         <w:tc>
           <w:tcPr>
@@ -316,7 +355,13 @@
               <w:top w:val="single" w:sz="4" w:space="0" w:color="000000"/>
             </w:tcBorders>
           </w:tcPr>
-          <w:p/>
+          <w:p>
+            <w:pPr>
+              <w:rPr>
+                <w:rFonts w:ascii="Arial" w:hAnsi="Arial" w:cs="Arial"/>
+              </w:rPr>
+            </w:pPr>
+          </w:p>
         </w:tc>
         <w:tc>
           <w:tcPr>
@@ -325,7 +370,13 @@
               <w:top w:val="single" w:sz="4" w:space="0" w:color="000000"/>
             </w:tcBorders>
           </w:tcPr>
-          <w:p/>
+          <w:p>
+            <w:pPr>
+              <w:rPr>
+                <w:rFonts w:ascii="Arial" w:hAnsi="Arial" w:cs="Arial"/>
+              </w:rPr>
+            </w:pPr>
+          </w:p>
         </w:tc>
         <w:tc>
           <w:tcPr>
@@ -334,7 +385,13 @@
               <w:top w:val="single" w:sz="4" w:space="0" w:color="000000"/>
             </w:tcBorders>
           </w:tcPr>
-          <w:p/>
+          <w:p>
+            <w:pPr>
+              <w:rPr>
+                <w:rFonts w:ascii="Arial" w:hAnsi="Arial" w:cs="Arial"/>
+              </w:rPr>
+            </w:pPr>
+          </w:p>
         </w:tc>
       </w:tr>
       <w:tr>
@@ -342,14 +399,28 @@
           <w:tcPr>
             <w:tcW w:w="1418" w:type="dxa"/>
           </w:tcPr>
-          <w:p/>
+          <w:p>
+            <w:pPr>
+              <w:rPr>
+                <w:rFonts w:ascii="Arial" w:hAnsi="Arial" w:cs="Arial"/>
+              </w:rPr>
+            </w:pPr>
+          </w:p>
         </w:tc>
         <w:tc>
           <w:tcPr>
             <w:tcW w:w="3118" w:type="dxa"/>
           </w:tcPr>
           <w:p>
-            <w:r>
+            <w:pPr>
+              <w:rPr>
+                <w:rFonts w:ascii="Arial" w:hAnsi="Arial" w:cs="Arial"/>
+              </w:rPr>
+            </w:pPr>
+            <w:r>
+              <w:rPr>
+                <w:rFonts w:ascii="Arial" w:hAnsi="Arial" w:cs="Arial"/>
+              </w:rPr>
               <w:t>The full name(s) of the child(ren)</w:t>
             </w:r>
           </w:p>
@@ -359,8 +430,16 @@
             <w:tcW w:w="2221" w:type="dxa"/>
           </w:tcPr>
           <w:p>
-            <w:r>
-              <w:t>Boy or Girl</w:t>
+            <w:pPr>
+              <w:rPr>
+                <w:rFonts w:ascii="Arial" w:hAnsi="Arial" w:cs="Arial"/>
+              </w:rPr>
+            </w:pPr>
+            <w:r>
+              <w:rPr>
+                <w:rFonts w:ascii="Arial" w:hAnsi="Arial" w:cs="Arial"/>
+              </w:rPr>
+              <w:t>Sex</w:t>
             </w:r>
           </w:p>
         </w:tc>
@@ -369,7 +448,15 @@
             <w:tcW w:w="2253" w:type="dxa"/>
           </w:tcPr>
           <w:p>
-            <w:r>
+            <w:pPr>
+              <w:rPr>
+                <w:rFonts w:ascii="Arial" w:hAnsi="Arial" w:cs="Arial"/>
+              </w:rPr>
+            </w:pPr>
+            <w:r>
+              <w:rPr>
+                <w:rFonts w:ascii="Arial" w:hAnsi="Arial" w:cs="Arial"/>
+              </w:rPr>
               <w:t>Date(s) of Birth</w:t>
             </w:r>
           </w:p>
@@ -383,27 +470,103 @@
           <w:tcPr>
             <w:tcW w:w="1418" w:type="dxa"/>
           </w:tcPr>
-          <w:p/>
+          <w:p>
+            <w:pPr>
+              <w:rPr>
+                <w:rFonts w:ascii="Arial" w:hAnsi="Arial" w:cs="Arial"/>
+              </w:rPr>
+            </w:pPr>
+          </w:p>
         </w:tc>
         <w:tc>
           <w:tcPr>
             <w:tcW w:w="3118" w:type="dxa"/>
           </w:tcPr>
           <w:p>
-            <w:r>
+            <w:pPr>
+              <w:rPr>
+                <w:rFonts w:ascii="Arial" w:hAnsi="Arial" w:cs="Arial"/>
+              </w:rPr>
+            </w:pPr>
+          </w:p>
+        </w:tc>
+        <w:tc>
+          <w:tcPr>
+            <w:tcW w:w="2221" w:type="dxa"/>
+          </w:tcPr>
+          <w:p>
+            <w:pPr>
+              <w:rPr>
+                <w:rFonts w:ascii="Arial" w:hAnsi="Arial" w:cs="Arial"/>
+              </w:rPr>
+            </w:pPr>
+          </w:p>
+        </w:tc>
+        <w:tc>
+          <w:tcPr>
+            <w:tcW w:w="2253" w:type="dxa"/>
+          </w:tcPr>
+          <w:p>
+            <w:pPr>
+              <w:rPr>
+                <w:rFonts w:ascii="Arial" w:hAnsi="Arial" w:cs="Arial"/>
+              </w:rPr>
+            </w:pPr>
+          </w:p>
+        </w:tc>
+      </w:tr>
+      <w:tr>
+        <w:trPr>
+          <w:trHeight w:val="403"/>
+        </w:trPr>
+        <w:tc>
+          <w:tcPr>
+            <w:tcW w:w="1418" w:type="dxa"/>
+          </w:tcPr>
+          <w:p>
+            <w:pPr>
+              <w:rPr>
+                <w:rFonts w:ascii="Arial" w:hAnsi="Arial" w:cs="Arial"/>
+              </w:rPr>
+            </w:pPr>
+          </w:p>
+        </w:tc>
+        <w:tc>
+          <w:tcPr>
+            <w:tcW w:w="3118" w:type="dxa"/>
+          </w:tcPr>
+          <w:p>
+            <w:pPr>
+              <w:rPr>
+                <w:rFonts w:ascii="Arial" w:hAnsi="Arial" w:cs="Arial"/>
+              </w:rPr>
+            </w:pPr>
+            <w:r>
+              <w:rPr>
+                <w:rFonts w:ascii="Arial" w:hAnsi="Arial" w:cs="Arial"/>
+              </w:rPr>
               <w:t>{{children</w:t>
             </w:r>
             <w:proofErr w:type="gramStart"/>
             <w:r>
+              <w:rPr>
+                <w:rFonts w:ascii="Arial" w:hAnsi="Arial" w:cs="Arial"/>
+              </w:rPr>
               <w:t>}}[</w:t>
             </w:r>
             <w:proofErr w:type="spellStart"/>
             <w:proofErr w:type="gramEnd"/>
             <w:r>
+              <w:rPr>
+                <w:rFonts w:ascii="Arial" w:hAnsi="Arial" w:cs="Arial"/>
+              </w:rPr>
               <w:t>fullName</w:t>
             </w:r>
             <w:proofErr w:type="spellEnd"/>
             <w:r>
+              <w:rPr>
+                <w:rFonts w:ascii="Arial" w:hAnsi="Arial" w:cs="Arial"/>
+              </w:rPr>
               <w:t>]</w:t>
             </w:r>
           </w:p>
@@ -413,7 +576,15 @@
             <w:tcW w:w="2221" w:type="dxa"/>
           </w:tcPr>
           <w:p>
-            <w:r>
+            <w:pPr>
+              <w:rPr>
+                <w:rFonts w:ascii="Arial" w:hAnsi="Arial" w:cs="Arial"/>
+              </w:rPr>
+            </w:pPr>
+            <w:r>
+              <w:rPr>
+                <w:rFonts w:ascii="Arial" w:hAnsi="Arial" w:cs="Arial"/>
+              </w:rPr>
               <w:t>[gender]</w:t>
             </w:r>
           </w:p>
@@ -423,7 +594,15 @@
             <w:tcW w:w="2253" w:type="dxa"/>
           </w:tcPr>
           <w:p>
-            <w:r>
+            <w:pPr>
+              <w:rPr>
+                <w:rFonts w:ascii="Arial" w:hAnsi="Arial" w:cs="Arial"/>
+              </w:rPr>
+            </w:pPr>
+            <w:r>
+              <w:rPr>
+                <w:rFonts w:ascii="Arial" w:hAnsi="Arial" w:cs="Arial"/>
+              </w:rPr>
               <w:t>[dob]</w:t>
             </w:r>
           </w:p>
@@ -434,19 +613,37 @@
           <w:tcPr>
             <w:tcW w:w="1418" w:type="dxa"/>
           </w:tcPr>
-          <w:p/>
+          <w:p>
+            <w:pPr>
+              <w:rPr>
+                <w:rFonts w:ascii="Arial" w:hAnsi="Arial" w:cs="Arial"/>
+              </w:rPr>
+            </w:pPr>
+          </w:p>
         </w:tc>
         <w:tc>
           <w:tcPr>
             <w:tcW w:w="3118" w:type="dxa"/>
           </w:tcPr>
-          <w:p/>
+          <w:p>
+            <w:pPr>
+              <w:rPr>
+                <w:rFonts w:ascii="Arial" w:hAnsi="Arial" w:cs="Arial"/>
+              </w:rPr>
+            </w:pPr>
+          </w:p>
         </w:tc>
         <w:tc>
           <w:tcPr>
             <w:tcW w:w="2221" w:type="dxa"/>
           </w:tcPr>
-          <w:p/>
+          <w:p>
+            <w:pPr>
+              <w:rPr>
+                <w:rFonts w:ascii="Arial" w:hAnsi="Arial" w:cs="Arial"/>
+              </w:rPr>
+            </w:pPr>
+          </w:p>
         </w:tc>
         <w:tc>
           <w:tcPr>
@@ -455,6 +652,7 @@
           <w:p>
             <w:pPr>
               <w:rPr>
+                <w:rFonts w:ascii="Arial" w:hAnsi="Arial" w:cs="Arial"/>
                 <w:color w:val="FF0000"/>
               </w:rPr>
             </w:pPr>
@@ -466,111 +664,214 @@
           <w:tcPr>
             <w:tcW w:w="1418" w:type="dxa"/>
           </w:tcPr>
-          <w:p/>
+          <w:p>
+            <w:pPr>
+              <w:rPr>
+                <w:rFonts w:ascii="Arial" w:hAnsi="Arial" w:cs="Arial"/>
+              </w:rPr>
+            </w:pPr>
+          </w:p>
         </w:tc>
         <w:tc>
           <w:tcPr>
             <w:tcW w:w="3118" w:type="dxa"/>
           </w:tcPr>
-          <w:p/>
+          <w:p>
+            <w:pPr>
+              <w:rPr>
+                <w:rFonts w:ascii="Arial" w:hAnsi="Arial" w:cs="Arial"/>
+              </w:rPr>
+            </w:pPr>
+          </w:p>
         </w:tc>
         <w:tc>
           <w:tcPr>
             <w:tcW w:w="2221" w:type="dxa"/>
           </w:tcPr>
-          <w:p/>
+          <w:p>
+            <w:pPr>
+              <w:rPr>
+                <w:rFonts w:ascii="Arial" w:hAnsi="Arial" w:cs="Arial"/>
+              </w:rPr>
+            </w:pPr>
+          </w:p>
         </w:tc>
         <w:tc>
           <w:tcPr>
             <w:tcW w:w="2253" w:type="dxa"/>
           </w:tcPr>
-          <w:p/>
+          <w:p>
+            <w:pPr>
+              <w:rPr>
+                <w:rFonts w:ascii="Arial" w:hAnsi="Arial" w:cs="Arial"/>
+              </w:rPr>
+            </w:pPr>
+          </w:p>
         </w:tc>
       </w:tr>
     </w:tbl>
-    <w:p/>
-    <w:p/>
     <w:p>
-      <w:r>
+      <w:pPr>
+        <w:rPr>
+          <w:rFonts w:ascii="Arial" w:hAnsi="Arial" w:cs="Arial"/>
+        </w:rPr>
+      </w:pPr>
+    </w:p>
+    <w:p>
+      <w:pPr>
+        <w:rPr>
+          <w:rFonts w:ascii="Arial" w:hAnsi="Arial" w:cs="Arial"/>
+        </w:rPr>
+      </w:pPr>
+    </w:p>
+    <w:p>
+      <w:pPr>
+        <w:rPr>
+          <w:rFonts w:ascii="Arial" w:hAnsi="Arial" w:cs="Arial"/>
+        </w:rPr>
+      </w:pPr>
+      <w:r>
+        <w:rPr>
+          <w:rFonts w:ascii="Arial" w:hAnsi="Arial" w:cs="Arial"/>
+        </w:rPr>
         <w:t>Before {{</w:t>
       </w:r>
       <w:proofErr w:type="spellStart"/>
       <w:r>
+        <w:rPr>
+          <w:rFonts w:ascii="Arial" w:hAnsi="Arial" w:cs="Arial"/>
+        </w:rPr>
         <w:t>judgeName</w:t>
       </w:r>
       <w:proofErr w:type="spellEnd"/>
       <w:r>
+        <w:rPr>
+          <w:rFonts w:ascii="Arial" w:hAnsi="Arial" w:cs="Arial"/>
+        </w:rPr>
         <w:t>}} on {{</w:t>
       </w:r>
       <w:proofErr w:type="spellStart"/>
       <w:r>
+        <w:rPr>
+          <w:rFonts w:ascii="Arial" w:hAnsi="Arial" w:cs="Arial"/>
+        </w:rPr>
         <w:t>orderDate</w:t>
       </w:r>
       <w:proofErr w:type="spellEnd"/>
       <w:r>
+        <w:rPr>
+          <w:rFonts w:ascii="Arial" w:hAnsi="Arial" w:cs="Arial"/>
+        </w:rPr>
         <w:t>}} at a hearing.</w:t>
       </w:r>
     </w:p>
-    <w:p/>
     <w:p>
-      <w:r>
+      <w:pPr>
+        <w:rPr>
+          <w:rFonts w:ascii="Arial" w:hAnsi="Arial" w:cs="Arial"/>
+        </w:rPr>
+      </w:pPr>
+    </w:p>
+    <w:p>
+      <w:pPr>
+        <w:rPr>
+          <w:rFonts w:ascii="Arial" w:hAnsi="Arial" w:cs="Arial"/>
+        </w:rPr>
+      </w:pPr>
+      <w:r>
+        <w:rPr>
+          <w:rFonts w:ascii="Arial" w:hAnsi="Arial" w:cs="Arial"/>
+        </w:rPr>
         <w:t>The parties:</w:t>
       </w:r>
-      <w:r>
-        <w:tab/>
-        <w:t>The parties:</w:t>
-      </w:r>
-      <w:r>
+    </w:p>
+    <w:p>
+      <w:pPr>
+        <w:rPr>
+          <w:rFonts w:ascii="Arial" w:hAnsi="Arial" w:cs="Arial"/>
+        </w:rPr>
+      </w:pPr>
+      <w:r>
+        <w:rPr>
+          <w:rFonts w:ascii="Arial" w:hAnsi="Arial" w:cs="Arial"/>
+        </w:rPr>
         <w:tab/>
         <w:t xml:space="preserve">The applicant </w:t>
       </w:r>
       <w:proofErr w:type="gramStart"/>
       <w:r>
+        <w:rPr>
+          <w:rFonts w:ascii="Arial" w:hAnsi="Arial" w:cs="Arial"/>
+        </w:rPr>
         <w:t>is</w:t>
       </w:r>
       <w:r>
+        <w:rPr>
+          <w:rFonts w:ascii="Arial" w:hAnsi="Arial" w:cs="Arial"/>
+        </w:rPr>
         <w:t xml:space="preserve">  </w:t>
       </w:r>
       <w:r>
         <w:rPr>
-          <w:b/>
+          <w:rFonts w:ascii="Arial" w:hAnsi="Arial" w:cs="Arial"/>
         </w:rPr>
         <w:t>{</w:t>
       </w:r>
       <w:proofErr w:type="gramEnd"/>
       <w:r>
         <w:rPr>
-          <w:b/>
+          <w:rFonts w:ascii="Arial" w:hAnsi="Arial" w:cs="Arial"/>
         </w:rPr>
         <w:t>{</w:t>
       </w:r>
       <w:proofErr w:type="spellStart"/>
       <w:r>
         <w:rPr>
-          <w:b/>
+          <w:rFonts w:ascii="Arial" w:hAnsi="Arial" w:cs="Arial"/>
         </w:rPr>
         <w:t>applicantName</w:t>
       </w:r>
       <w:proofErr w:type="spellEnd"/>
       <w:r>
         <w:rPr>
-          <w:b/>
+          <w:rFonts w:ascii="Arial" w:hAnsi="Arial" w:cs="Arial"/>
         </w:rPr>
         <w:t>}}</w:t>
       </w:r>
       <w:r>
+        <w:rPr>
+          <w:rFonts w:ascii="Arial" w:hAnsi="Arial" w:cs="Arial"/>
+        </w:rPr>
+        <w:t xml:space="preserve"> </w:t>
+      </w:r>
+      <w:r>
+        <w:rPr>
+          <w:rFonts w:ascii="Arial" w:hAnsi="Arial" w:cs="Arial"/>
+        </w:rPr>
         <w:t>{{</w:t>
       </w:r>
       <w:proofErr w:type="spellStart"/>
       <w:r>
+        <w:rPr>
+          <w:rFonts w:ascii="Arial" w:hAnsi="Arial" w:cs="Arial"/>
+        </w:rPr>
         <w:t>applicantRepresentativeClause</w:t>
       </w:r>
       <w:proofErr w:type="spellEnd"/>
       <w:r>
+        <w:rPr>
+          <w:rFonts w:ascii="Arial" w:hAnsi="Arial" w:cs="Arial"/>
+        </w:rPr>
         <w:t>}}</w:t>
       </w:r>
     </w:p>
-    <w:p/>
+    <w:p>
+      <w:pPr>
+        <w:rPr>
+          <w:rFonts w:ascii="Arial" w:hAnsi="Arial" w:cs="Arial"/>
+        </w:rPr>
+      </w:pPr>
+    </w:p>
     <w:tbl>
       <w:tblPr>
         <w:tblStyle w:val="TableGrid"/>
@@ -591,227 +892,1145 @@
       <w:tr>
         <w:tc>
           <w:tcPr>
-            <w:tcW w:w="9242" w:type="dxa"/>
-          </w:tcPr>
-          <w:p>
-            <w:r>
+            <w:tcW w:w="9026" w:type="dxa"/>
+          </w:tcPr>
+          <w:p>
+            <w:pPr>
+              <w:rPr>
+                <w:rFonts w:ascii="Arial" w:hAnsi="Arial" w:cs="Arial"/>
+              </w:rPr>
+            </w:pPr>
+            <w:r>
+              <w:rPr>
+                <w:rFonts w:ascii="Arial" w:hAnsi="Arial" w:cs="Arial"/>
+              </w:rPr>
               <w:t>{{respondents</w:t>
             </w:r>
             <w:proofErr w:type="gramStart"/>
             <w:r>
+              <w:rPr>
+                <w:rFonts w:ascii="Arial" w:hAnsi="Arial" w:cs="Arial"/>
+              </w:rPr>
               <w:t>}}The</w:t>
             </w:r>
             <w:proofErr w:type="gramEnd"/>
             <w:r>
-              <w:t xml:space="preserve"> [ordinal] respondent is [name], the [relationship], represented by [representative]</w:t>
+              <w:rPr>
+                <w:rFonts w:ascii="Arial" w:hAnsi="Arial" w:cs="Arial"/>
+              </w:rPr>
+              <w:t xml:space="preserve"> [ordinal] respondent is [name], the [relationship]</w:t>
+            </w:r>
+            <w:r>
+              <w:rPr>
+                <w:rFonts w:ascii="Arial" w:hAnsi="Arial" w:cs="Arial"/>
+              </w:rPr>
+              <w:t xml:space="preserve"> </w:t>
+            </w:r>
+            <w:r>
+              <w:rPr>
+                <w:rFonts w:ascii="Arial" w:hAnsi="Arial" w:cs="Arial"/>
+              </w:rPr>
+              <w:t>[</w:t>
+            </w:r>
+            <w:proofErr w:type="spellStart"/>
+            <w:r>
+              <w:rPr>
+                <w:rFonts w:ascii="Arial" w:hAnsi="Arial" w:cs="Arial"/>
+              </w:rPr>
+              <w:t>representativeClause</w:t>
+            </w:r>
+            <w:proofErr w:type="spellEnd"/>
+            <w:r>
+              <w:rPr>
+                <w:rFonts w:ascii="Arial" w:hAnsi="Arial" w:cs="Arial"/>
+              </w:rPr>
+              <w:t>]</w:t>
             </w:r>
           </w:p>
         </w:tc>
       </w:tr>
     </w:tbl>
-    <w:p/>
     <w:p>
-      <w:r>
-        <w:t>The respondents are:</w:t>
-      </w:r>
+      <w:pPr>
+        <w:rPr>
+          <w:rFonts w:ascii="Arial" w:hAnsi="Arial" w:cs="Arial"/>
+        </w:rPr>
+      </w:pPr>
     </w:p>
     <w:p>
       <w:pPr>
-        <w:ind w:firstLine="720"/>
+        <w:rPr>
+          <w:rFonts w:ascii="Arial" w:hAnsi="Arial" w:cs="Arial"/>
+        </w:rPr>
       </w:pPr>
       <w:r>
-        <w:t xml:space="preserve"> </w:t>
-      </w:r>
-      <w:r>
-        <w:rPr>
-          <w:b/>
-        </w:rPr>
-        <w:t>{{respondent1Name}}</w:t>
+        <w:rPr>
+          <w:rFonts w:ascii="Arial" w:hAnsi="Arial" w:cs="Arial"/>
+        </w:rPr>
+        <w:t>{{</w:t>
+      </w:r>
+      <w:proofErr w:type="spellStart"/>
+      <w:r>
+        <w:rPr>
+          <w:rFonts w:ascii="Arial" w:hAnsi="Arial" w:cs="Arial"/>
+        </w:rPr>
+        <w:t>appointedGuardianClause</w:t>
+      </w:r>
+      <w:proofErr w:type="spellEnd"/>
+      <w:r>
+        <w:rPr>
+          <w:rFonts w:ascii="Arial" w:hAnsi="Arial" w:cs="Arial"/>
+        </w:rPr>
+        <w:t>}}</w:t>
       </w:r>
     </w:p>
     <w:p>
       <w:pPr>
-        <w:ind w:firstLine="720"/>
+        <w:rPr>
+          <w:rFonts w:ascii="Arial" w:hAnsi="Arial" w:cs="Arial"/>
+        </w:rPr>
       </w:pPr>
-      <w:r>
-        <w:t>{{respondent1RelationshipClause}}</w:t>
-      </w:r>
     </w:p>
     <w:p>
       <w:pPr>
-        <w:ind w:firstLine="720"/>
+        <w:rPr>
+          <w:rFonts w:ascii="Arial" w:hAnsi="Arial" w:cs="Arial"/>
+        </w:rPr>
       </w:pPr>
       <w:r>
-        <w:t>{{respondent2RepresentativeName}}</w:t>
+        <w:rPr>
+          <w:rFonts w:ascii="Arial" w:hAnsi="Arial" w:cs="Arial"/>
+        </w:rPr>
+        <w:t>{{</w:t>
+      </w:r>
+      <w:proofErr w:type="spellStart"/>
+      <w:r>
+        <w:rPr>
+          <w:rFonts w:ascii="Arial" w:hAnsi="Arial" w:cs="Arial"/>
+        </w:rPr>
+        <w:t>futureHearingClause</w:t>
+      </w:r>
+      <w:proofErr w:type="spellEnd"/>
+      <w:r>
+        <w:rPr>
+          <w:rFonts w:ascii="Arial" w:hAnsi="Arial" w:cs="Arial"/>
+        </w:rPr>
+        <w:t>}}</w:t>
       </w:r>
     </w:p>
     <w:p>
       <w:pPr>
-        <w:ind w:firstLine="720"/>
+        <w:rPr>
+          <w:rFonts w:ascii="Arial" w:hAnsi="Arial" w:cs="Arial"/>
+        </w:rPr>
       </w:pPr>
-      <w:r>
-        <w:rPr>
-          <w:b/>
-        </w:rPr>
-        <w:t>{{respondent2Name}}</w:t>
-      </w:r>
+    </w:p>
+    <w:sectPr>
+      <w:pgSz w:w="11906" w:h="16838"/>
+      <w:pgMar w:top="1440" w:right="1440" w:bottom="1440" w:left="1440" w:header="708" w:footer="708" w:gutter="0"/>
+      <w:cols w:space="708"/>
+      <w:docGrid w:linePitch="360"/>
+    </w:sectPr>
+  </w:body>
+</w:document>
+</file>
+
+<file path=word/document_new.xml><?xml version="1.0" encoding="utf-8"?>
+<w:document xmlns:wpc="http://schemas.microsoft.com/office/word/2010/wordprocessingCanvas" xmlns:cx="http://schemas.microsoft.com/office/drawing/2014/chartex" xmlns:cx1="http://schemas.microsoft.com/office/drawing/2015/9/8/chartex" xmlns:cx2="http://schemas.microsoft.com/office/drawing/2015/10/21/chartex" xmlns:cx3="http://schemas.microsoft.com/office/drawing/2016/5/9/chartex" xmlns:cx4="http://schemas.microsoft.com/office/drawing/2016/5/10/chartex" xmlns:cx5="http://schemas.microsoft.com/office/drawing/2016/5/11/chartex" xmlns:cx6="http://schemas.microsoft.com/office/drawing/2016/5/12/chartex" xmlns:cx7="http://schemas.microsoft.com/office/drawing/2016/5/13/chartex" xmlns:cx8="http://schemas.microsoft.com/office/drawing/2016/5/14/chartex" xmlns:mc="http://schemas.openxmlformats.org/markup-compatibility/2006" xmlns:aink="http://schemas.microsoft.com/office/drawing/2016/ink" xmlns:am3d="http://schemas.microsoft.com/office/drawing/2017/model3d" xmlns:o="urn:schemas-microsoft-com:office:office" xmlns:oel="http://schemas.microsoft.com/office/2019/extlst" xmlns:r="http://schemas.openxmlformats.org/officeDocument/2006/relationships" xmlns:m="http://schemas.openxmlformats.org/officeDocument/2006/math" xmlns:v="urn:schemas-microsoft-com:vml" xmlns:wp14="http://schemas.microsoft.com/office/word/2010/wordprocessingDrawing" xmlns:wp="http://schemas.openxmlformats.org/drawingml/2006/wordprocessingDrawing" xmlns:w10="urn:schemas-microsoft-com:office:word" xmlns:w="http://schemas.openxmlformats.org/wordprocessingml/2006/main" xmlns:w14="http://schemas.microsoft.com/office/word/2010/wordml" xmlns:w15="http://schemas.microsoft.com/office/word/2012/wordml" xmlns:w16cex="http://schemas.microsoft.com/office/word/2018/wordml/cex" xmlns:w16cid="http://schemas.microsoft.com/office/word/2016/wordml/cid" xmlns:w16="http://schemas.microsoft.com/office/word/2018/wordml" xmlns:w16sdtdh="http://schemas.microsoft.com/office/word/2020/wordml/sdtdatahash" xmlns:w16se="http://schemas.microsoft.com/office/word/2015/wordml/symex" xmlns:wpg="http://schemas.microsoft.com/office/word/2010/wordprocessingGroup" xmlns:wpi="http://schemas.microsoft.com/office/word/2010/wordprocessingInk" xmlns:wne="http://schemas.microsoft.com/office/word/2006/wordml" xmlns:wps="http://schemas.microsoft.com/office/word/2010/wordprocessingShape" mc:Ignorable="w14 w15 w16se w16cid w16 w16cex w16sdtdh wp14">
+  <w:body>
+    <w:tbl>
+      <w:tblPr>
+        <w:tblStyle w:val="TableGrid"/>
+        <w:tblW w:w="0" w:type="auto"/>
+        <w:tblBorders>
+          <w:top w:val="none" w:sz="0" w:space="0" w:color="auto"/>
+          <w:left w:val="none" w:sz="0" w:space="0" w:color="auto"/>
+          <w:bottom w:val="none" w:sz="0" w:space="0" w:color="auto"/>
+          <w:right w:val="none" w:sz="0" w:space="0" w:color="auto"/>
+          <w:insideH w:val="none" w:sz="0" w:space="0" w:color="auto"/>
+          <w:insideV w:val="none" w:sz="0" w:space="0" w:color="auto"/>
+        </w:tblBorders>
+        <w:tblLook w:val="04A0" w:firstRow="1" w:lastRow="0" w:firstColumn="1" w:lastColumn="0" w:noHBand="0" w:noVBand="1"/>
+      </w:tblPr>
+      <w:tblGrid>
+        <w:gridCol w:w="1563"/>
+        <w:gridCol w:w="3824"/>
+        <w:gridCol w:w="3639"/>
+      </w:tblGrid>
+      <w:tr>
+        <w:trPr>
+          <w:trHeight w:val="1121"/>
+        </w:trPr>
+        <w:tc>
+          <w:tcPr>
+            <w:tcW w:w="1563" w:type="dxa"/>
+          </w:tcPr>
+          <w:p>
+            <w:pPr>
+              <w:rPr>
+                <w:rFonts w:ascii="Arial" w:hAnsi="Arial" w:cs="Arial"/>
+              </w:rPr>
+            </w:pPr>
+            <w:r>
+              <w:rPr>
+                <w:rFonts w:ascii="Arial" w:hAnsi="Arial" w:cs="Arial"/>
+                <w:noProof/>
+              </w:rPr>
+              <w:drawing>
+                <wp:inline distT="0" distB="0" distL="0" distR="0" wp14:anchorId="19327A42" wp14:editId="3562D081">
+                  <wp:extent cx="855573" cy="712381"/>
+                  <wp:effectExtent l="0" t="0" r="0" b="0"/>
+                  <wp:docPr id="2" name="Picture 2" descr="A black and white logo&#10;&#10;Description automatically generated"/>
+                  <wp:cNvGraphicFramePr>
+                    <a:graphicFrameLocks xmlns:a="http://schemas.openxmlformats.org/drawingml/2006/main" noChangeAspect="1"/>
+                  </wp:cNvGraphicFramePr>
+                  <a:graphic xmlns:a="http://schemas.openxmlformats.org/drawingml/2006/main">
+                    <a:graphicData uri="http://schemas.openxmlformats.org/drawingml/2006/picture">
+                      <pic:pic xmlns:pic="http://schemas.openxmlformats.org/drawingml/2006/picture">
+                        <pic:nvPicPr>
+                          <pic:cNvPr id="2" name="Picture 2" descr="A black and white logo&#10;&#10;Description automatically generated"/>
+                          <pic:cNvPicPr/>
+                        </pic:nvPicPr>
+                        <pic:blipFill>
+                          <a:blip r:embed="rId4" cstate="print">
+                            <a:extLst>
+                              <a:ext uri="{28A0092B-C50C-407E-A947-70E740481C1C}">
+                                <a14:useLocalDpi xmlns:a14="http://schemas.microsoft.com/office/drawing/2010/main" val="0"/>
+                              </a:ext>
+                            </a:extLst>
+                          </a:blip>
+                          <a:stretch>
+                            <a:fillRect/>
+                          </a:stretch>
+                        </pic:blipFill>
+                        <pic:spPr>
+                          <a:xfrm>
+                            <a:off x="0" y="0"/>
+                            <a:ext cx="950185" cy="791158"/>
+                          </a:xfrm>
+                          <a:prstGeom prst="rect">
+                            <a:avLst/>
+                          </a:prstGeom>
+                        </pic:spPr>
+                      </pic:pic>
+                    </a:graphicData>
+                  </a:graphic>
+                </wp:inline>
+              </w:drawing>
+            </w:r>
+          </w:p>
+        </w:tc>
+        <w:tc>
+          <w:tcPr>
+            <w:tcW w:w="3824" w:type="dxa"/>
+          </w:tcPr>
+          <w:p>
+            <w:pPr>
+              <w:rPr>
+                <w:rFonts w:ascii="Arial" w:hAnsi="Arial" w:cs="Arial"/>
+                <w:sz w:val="32"/>
+                <w:szCs w:val="28"/>
+              </w:rPr>
+            </w:pPr>
+            <w:r>
+              <w:rPr>
+                <w:rFonts w:ascii="Arial" w:hAnsi="Arial" w:cs="Arial"/>
+                <w:sz w:val="32"/>
+                <w:szCs w:val="28"/>
+              </w:rPr>
+              <w:t>In the Family Court</w:t>
+            </w:r>
+          </w:p>
+          <w:p>
+            <w:pPr>
+              <w:rPr>
+                <w:rFonts w:ascii="Arial" w:hAnsi="Arial" w:cs="Arial"/>
+                <w:sz w:val="32"/>
+              </w:rPr>
+            </w:pPr>
+            <w:r>
+              <w:rPr>
+                <w:rFonts w:ascii="Arial" w:hAnsi="Arial" w:cs="Arial"/>
+                <w:sz w:val="32"/>
+                <w:szCs w:val="28"/>
+              </w:rPr>
+              <w:t xml:space="preserve">sitting at </w:t>
+            </w:r>
+            <w:r>
+              <w:rPr>
+                <w:rFonts w:ascii="Arial" w:hAnsi="Arial" w:cs="Arial"/>
+                <w:sz w:val="32"/>
+              </w:rPr>
+              <w:t>{{</w:t>
+            </w:r>
+            <w:proofErr w:type="spellStart"/>
+            <w:r>
+              <w:rPr>
+                <w:rFonts w:ascii="Arial" w:hAnsi="Arial" w:cs="Arial"/>
+                <w:sz w:val="32"/>
+              </w:rPr>
+              <w:t>courtName</w:t>
+            </w:r>
+            <w:proofErr w:type="spellEnd"/>
+            <w:r>
+              <w:rPr>
+                <w:rFonts w:ascii="Arial" w:hAnsi="Arial" w:cs="Arial"/>
+                <w:sz w:val="32"/>
+              </w:rPr>
+              <w:t>}}</w:t>
+            </w:r>
+          </w:p>
+          <w:p>
+            <w:pPr>
+              <w:rPr>
+                <w:rFonts w:ascii="Arial" w:hAnsi="Arial" w:cs="Arial"/>
+                <w:sz w:val="32"/>
+                <w:szCs w:val="28"/>
+              </w:rPr>
+            </w:pPr>
+          </w:p>
+        </w:tc>
+        <w:tc>
+          <w:tcPr>
+            <w:tcW w:w="3639" w:type="dxa"/>
+          </w:tcPr>
+          <w:p>
+            <w:pPr>
+              <w:rPr>
+                <w:rFonts w:ascii="Arial" w:hAnsi="Arial" w:cs="Arial"/>
+                <w:sz w:val="32"/>
+              </w:rPr>
+            </w:pPr>
+            <w:r>
+              <w:rPr>
+                <w:rFonts w:ascii="Arial" w:hAnsi="Arial" w:cs="Arial"/>
+                <w:sz w:val="32"/>
+              </w:rPr>
+              <w:t>Case No:</w:t>
+            </w:r>
+          </w:p>
+          <w:p>
+            <w:pPr>
+              <w:rPr>
+                <w:rFonts w:ascii="Arial" w:hAnsi="Arial" w:cs="Arial"/>
+                <w:sz w:val="32"/>
+              </w:rPr>
+            </w:pPr>
+            <w:r>
+              <w:rPr>
+                <w:rFonts w:ascii="Arial" w:hAnsi="Arial" w:cs="Arial"/>
+                <w:sz w:val="32"/>
+              </w:rPr>
+              <w:t>{{</w:t>
+            </w:r>
+            <w:proofErr w:type="spellStart"/>
+            <w:r>
+              <w:rPr>
+                <w:rFonts w:ascii="Arial" w:hAnsi="Arial" w:cs="Arial"/>
+                <w:sz w:val="32"/>
+              </w:rPr>
+              <w:t>caseNumber</w:t>
+            </w:r>
+            <w:proofErr w:type="spellEnd"/>
+            <w:r>
+              <w:rPr>
+                <w:rFonts w:ascii="Arial" w:hAnsi="Arial" w:cs="Arial"/>
+                <w:sz w:val="32"/>
+              </w:rPr>
+              <w:t>}}</w:t>
+            </w:r>
+          </w:p>
+          <w:p>
+            <w:pPr>
+              <w:rPr>
+                <w:rFonts w:ascii="Arial" w:hAnsi="Arial" w:cs="Arial"/>
+                <w:sz w:val="32"/>
+              </w:rPr>
+            </w:pPr>
+          </w:p>
+        </w:tc>
+      </w:tr>
+    </w:tbl>
+    <w:tbl>
+      <w:tblPr>
+        <w:tblW w:w="9010" w:type="dxa"/>
+        <w:tblInd w:w="108" w:type="dxa"/>
+        <w:tblBorders>
+          <w:top w:val="single" w:sz="4" w:space="0" w:color="000000"/>
+          <w:left w:val="nil"/>
+          <w:bottom w:val="single" w:sz="4" w:space="0" w:color="000000"/>
+          <w:right w:val="nil"/>
+          <w:insideH w:val="nil"/>
+          <w:insideV w:val="nil"/>
+        </w:tblBorders>
+        <w:tblLayout w:type="fixed"/>
+        <w:tblLook w:val="0400" w:firstRow="0" w:lastRow="0" w:firstColumn="0" w:lastColumn="0" w:noHBand="0" w:noVBand="1"/>
+      </w:tblPr>
+      <w:tblGrid>
+        <w:gridCol w:w="1418"/>
+        <w:gridCol w:w="3118"/>
+        <w:gridCol w:w="2221"/>
+        <w:gridCol w:w="2253"/>
+      </w:tblGrid>
+      <w:tr>
+        <w:tc>
+          <w:tcPr>
+            <w:tcW w:w="1418" w:type="dxa"/>
+          </w:tcPr>
+          <w:p>
+            <w:pPr>
+              <w:rPr>
+                <w:rFonts w:ascii="Arial" w:hAnsi="Arial" w:cs="Arial"/>
+              </w:rPr>
+            </w:pPr>
+          </w:p>
+        </w:tc>
+        <w:tc>
+          <w:tcPr>
+            <w:tcW w:w="7592" w:type="dxa"/>
+            <w:gridSpan w:val="3"/>
+            <w:tcBorders>
+              <w:top w:val="single" w:sz="4" w:space="0" w:color="000000"/>
+              <w:bottom w:val="single" w:sz="4" w:space="0" w:color="000000"/>
+            </w:tcBorders>
+            <w:tcMar>
+              <w:top w:w="57" w:type="dxa"/>
+              <w:bottom w:w="57" w:type="dxa"/>
+            </w:tcMar>
+            <w:vAlign w:val="center"/>
+          </w:tcPr>
+          <w:p>
+            <w:pPr>
+              <w:rPr>
+                <w:rFonts w:ascii="Arial" w:hAnsi="Arial" w:cs="Arial"/>
+              </w:rPr>
+            </w:pPr>
+            <w:r>
+              <w:rPr>
+                <w:rFonts w:ascii="Arial" w:hAnsi="Arial" w:cs="Arial"/>
+              </w:rPr>
+              <w:t>Order</w:t>
+            </w:r>
+          </w:p>
+          <w:p>
+            <w:pPr>
+              <w:rPr>
+                <w:rFonts w:ascii="Arial" w:hAnsi="Arial" w:cs="Arial"/>
+              </w:rPr>
+            </w:pPr>
+            <w:r>
+              <w:rPr>
+                <w:rFonts w:ascii="Arial" w:hAnsi="Arial" w:cs="Arial"/>
+              </w:rPr>
+              <w:t>{{</w:t>
+            </w:r>
+            <w:proofErr w:type="spellStart"/>
+            <w:r>
+              <w:rPr>
+                <w:rFonts w:ascii="Arial" w:hAnsi="Arial" w:cs="Arial"/>
+              </w:rPr>
+              <w:t>orderName</w:t>
+            </w:r>
+            <w:proofErr w:type="spellEnd"/>
+            <w:r>
+              <w:rPr>
+                <w:rFonts w:ascii="Arial" w:hAnsi="Arial" w:cs="Arial"/>
+              </w:rPr>
+              <w:t>}}</w:t>
+            </w:r>
+          </w:p>
+        </w:tc>
+      </w:tr>
+      <w:tr>
+        <w:tc>
+          <w:tcPr>
+            <w:tcW w:w="1418" w:type="dxa"/>
+          </w:tcPr>
+          <w:p>
+            <w:pPr>
+              <w:rPr>
+                <w:rFonts w:ascii="Arial" w:hAnsi="Arial" w:cs="Arial"/>
+              </w:rPr>
+            </w:pPr>
+          </w:p>
+        </w:tc>
+        <w:tc>
+          <w:tcPr>
+            <w:tcW w:w="3118" w:type="dxa"/>
+            <w:tcBorders>
+              <w:top w:val="single" w:sz="4" w:space="0" w:color="000000"/>
+            </w:tcBorders>
+          </w:tcPr>
+          <w:p>
+            <w:pPr>
+              <w:rPr>
+                <w:rFonts w:ascii="Arial" w:hAnsi="Arial" w:cs="Arial"/>
+              </w:rPr>
+            </w:pPr>
+          </w:p>
+        </w:tc>
+        <w:tc>
+          <w:tcPr>
+            <w:tcW w:w="2221" w:type="dxa"/>
+            <w:tcBorders>
+              <w:top w:val="single" w:sz="4" w:space="0" w:color="000000"/>
+            </w:tcBorders>
+          </w:tcPr>
+          <w:p>
+            <w:pPr>
+              <w:rPr>
+                <w:rFonts w:ascii="Arial" w:hAnsi="Arial" w:cs="Arial"/>
+              </w:rPr>
+            </w:pPr>
+          </w:p>
+        </w:tc>
+        <w:tc>
+          <w:tcPr>
+            <w:tcW w:w="2253" w:type="dxa"/>
+            <w:tcBorders>
+              <w:top w:val="single" w:sz="4" w:space="0" w:color="000000"/>
+            </w:tcBorders>
+          </w:tcPr>
+          <w:p>
+            <w:pPr>
+              <w:rPr>
+                <w:rFonts w:ascii="Arial" w:hAnsi="Arial" w:cs="Arial"/>
+              </w:rPr>
+            </w:pPr>
+          </w:p>
+        </w:tc>
+      </w:tr>
+      <w:tr>
+        <w:tc>
+          <w:tcPr>
+            <w:tcW w:w="1418" w:type="dxa"/>
+          </w:tcPr>
+          <w:p>
+            <w:pPr>
+              <w:rPr>
+                <w:rFonts w:ascii="Arial" w:hAnsi="Arial" w:cs="Arial"/>
+              </w:rPr>
+            </w:pPr>
+          </w:p>
+        </w:tc>
+        <w:tc>
+          <w:tcPr>
+            <w:tcW w:w="3118" w:type="dxa"/>
+          </w:tcPr>
+          <w:p>
+            <w:pPr>
+              <w:rPr>
+                <w:rFonts w:ascii="Arial" w:hAnsi="Arial" w:cs="Arial"/>
+              </w:rPr>
+            </w:pPr>
+            <w:r>
+              <w:rPr>
+                <w:rFonts w:ascii="Arial" w:hAnsi="Arial" w:cs="Arial"/>
+              </w:rPr>
+              <w:t>The full name(s) of the child(ren)</w:t>
+            </w:r>
+          </w:p>
+        </w:tc>
+        <w:tc>
+          <w:tcPr>
+            <w:tcW w:w="2221" w:type="dxa"/>
+          </w:tcPr>
+          <w:p>
+            <w:pPr>
+              <w:rPr>
+                <w:rFonts w:ascii="Arial" w:hAnsi="Arial" w:cs="Arial"/>
+              </w:rPr>
+            </w:pPr>
+            <w:r>
+              <w:rPr>
+                <w:rFonts w:ascii="Arial" w:hAnsi="Arial" w:cs="Arial"/>
+              </w:rPr>
+              <w:t>Sex</w:t>
+            </w:r>
+          </w:p>
+        </w:tc>
+        <w:tc>
+          <w:tcPr>
+            <w:tcW w:w="2253" w:type="dxa"/>
+          </w:tcPr>
+          <w:p>
+            <w:pPr>
+              <w:rPr>
+                <w:rFonts w:ascii="Arial" w:hAnsi="Arial" w:cs="Arial"/>
+              </w:rPr>
+            </w:pPr>
+            <w:r>
+              <w:rPr>
+                <w:rFonts w:ascii="Arial" w:hAnsi="Arial" w:cs="Arial"/>
+              </w:rPr>
+              <w:t>Date(s) of Birth</w:t>
+            </w:r>
+          </w:p>
+        </w:tc>
+      </w:tr>
+      <w:tr>
+        <w:trPr>
+          <w:trHeight w:val="403"/>
+        </w:trPr>
+        <w:tc>
+          <w:tcPr>
+            <w:tcW w:w="1418" w:type="dxa"/>
+          </w:tcPr>
+          <w:p>
+            <w:pPr>
+              <w:rPr>
+                <w:rFonts w:ascii="Arial" w:hAnsi="Arial" w:cs="Arial"/>
+              </w:rPr>
+            </w:pPr>
+          </w:p>
+        </w:tc>
+        <w:tc>
+          <w:tcPr>
+            <w:tcW w:w="3118" w:type="dxa"/>
+          </w:tcPr>
+          <w:p>
+            <w:pPr>
+              <w:rPr>
+                <w:rFonts w:ascii="Arial" w:hAnsi="Arial" w:cs="Arial"/>
+              </w:rPr>
+            </w:pPr>
+          </w:p>
+        </w:tc>
+        <w:tc>
+          <w:tcPr>
+            <w:tcW w:w="2221" w:type="dxa"/>
+          </w:tcPr>
+          <w:p>
+            <w:pPr>
+              <w:rPr>
+                <w:rFonts w:ascii="Arial" w:hAnsi="Arial" w:cs="Arial"/>
+              </w:rPr>
+            </w:pPr>
+          </w:p>
+        </w:tc>
+        <w:tc>
+          <w:tcPr>
+            <w:tcW w:w="2253" w:type="dxa"/>
+          </w:tcPr>
+          <w:p>
+            <w:pPr>
+              <w:rPr>
+                <w:rFonts w:ascii="Arial" w:hAnsi="Arial" w:cs="Arial"/>
+              </w:rPr>
+            </w:pPr>
+          </w:p>
+        </w:tc>
+      </w:tr>
+      <w:tr>
+        <w:trPr>
+          <w:trHeight w:val="403"/>
+        </w:trPr>
+        <w:tc>
+          <w:tcPr>
+            <w:tcW w:w="1418" w:type="dxa"/>
+          </w:tcPr>
+          <w:p>
+            <w:pPr>
+              <w:rPr>
+                <w:rFonts w:ascii="Arial" w:hAnsi="Arial" w:cs="Arial"/>
+              </w:rPr>
+            </w:pPr>
+          </w:p>
+        </w:tc>
+        <w:tc>
+          <w:tcPr>
+            <w:tcW w:w="3118" w:type="dxa"/>
+          </w:tcPr>
+          <w:p>
+            <w:pPr>
+              <w:rPr>
+                <w:rFonts w:ascii="Arial" w:hAnsi="Arial" w:cs="Arial"/>
+              </w:rPr>
+            </w:pPr>
+            <w:r>
+              <w:rPr>
+                <w:rFonts w:ascii="Arial" w:hAnsi="Arial" w:cs="Arial"/>
+              </w:rPr>
+              <w:t>{{children</w:t>
+            </w:r>
+            <w:proofErr w:type="gramStart"/>
+            <w:r>
+              <w:rPr>
+                <w:rFonts w:ascii="Arial" w:hAnsi="Arial" w:cs="Arial"/>
+              </w:rPr>
+              <w:t>}}[</w:t>
+            </w:r>
+            <w:proofErr w:type="spellStart"/>
+            <w:proofErr w:type="gramEnd"/>
+            <w:r>
+              <w:rPr>
+                <w:rFonts w:ascii="Arial" w:hAnsi="Arial" w:cs="Arial"/>
+              </w:rPr>
+              <w:t>fullName</w:t>
+            </w:r>
+            <w:proofErr w:type="spellEnd"/>
+            <w:r>
+              <w:rPr>
+                <w:rFonts w:ascii="Arial" w:hAnsi="Arial" w:cs="Arial"/>
+              </w:rPr>
+              <w:t>]</w:t>
+            </w:r>
+          </w:p>
+        </w:tc>
+        <w:tc>
+          <w:tcPr>
+            <w:tcW w:w="2221" w:type="dxa"/>
+          </w:tcPr>
+          <w:p>
+            <w:pPr>
+              <w:rPr>
+                <w:rFonts w:ascii="Arial" w:hAnsi="Arial" w:cs="Arial"/>
+              </w:rPr>
+            </w:pPr>
+            <w:r>
+              <w:rPr>
+                <w:rFonts w:ascii="Arial" w:hAnsi="Arial" w:cs="Arial"/>
+              </w:rPr>
+              <w:t>[gender]</w:t>
+            </w:r>
+          </w:p>
+        </w:tc>
+        <w:tc>
+          <w:tcPr>
+            <w:tcW w:w="2253" w:type="dxa"/>
+          </w:tcPr>
+          <w:p>
+            <w:pPr>
+              <w:rPr>
+                <w:rFonts w:ascii="Arial" w:hAnsi="Arial" w:cs="Arial"/>
+              </w:rPr>
+            </w:pPr>
+            <w:r>
+              <w:rPr>
+                <w:rFonts w:ascii="Arial" w:hAnsi="Arial" w:cs="Arial"/>
+              </w:rPr>
+              <w:t>[dob]</w:t>
+            </w:r>
+          </w:p>
+        </w:tc>
+      </w:tr>
+      <w:tr>
+        <w:tc>
+          <w:tcPr>
+            <w:tcW w:w="1418" w:type="dxa"/>
+          </w:tcPr>
+          <w:p>
+            <w:pPr>
+              <w:rPr>
+                <w:rFonts w:ascii="Arial" w:hAnsi="Arial" w:cs="Arial"/>
+              </w:rPr>
+            </w:pPr>
+          </w:p>
+        </w:tc>
+        <w:tc>
+          <w:tcPr>
+            <w:tcW w:w="3118" w:type="dxa"/>
+          </w:tcPr>
+          <w:p>
+            <w:pPr>
+              <w:rPr>
+                <w:rFonts w:ascii="Arial" w:hAnsi="Arial" w:cs="Arial"/>
+              </w:rPr>
+            </w:pPr>
+          </w:p>
+        </w:tc>
+        <w:tc>
+          <w:tcPr>
+            <w:tcW w:w="2221" w:type="dxa"/>
+          </w:tcPr>
+          <w:p>
+            <w:pPr>
+              <w:rPr>
+                <w:rFonts w:ascii="Arial" w:hAnsi="Arial" w:cs="Arial"/>
+              </w:rPr>
+            </w:pPr>
+          </w:p>
+        </w:tc>
+        <w:tc>
+          <w:tcPr>
+            <w:tcW w:w="2253" w:type="dxa"/>
+          </w:tcPr>
+          <w:p>
+            <w:pPr>
+              <w:rPr>
+                <w:rFonts w:ascii="Arial" w:hAnsi="Arial" w:cs="Arial"/>
+                <w:color w:val="FF0000"/>
+              </w:rPr>
+            </w:pPr>
+          </w:p>
+        </w:tc>
+      </w:tr>
+      <w:tr>
+        <w:tc>
+          <w:tcPr>
+            <w:tcW w:w="1418" w:type="dxa"/>
+          </w:tcPr>
+          <w:p>
+            <w:pPr>
+              <w:rPr>
+                <w:rFonts w:ascii="Arial" w:hAnsi="Arial" w:cs="Arial"/>
+              </w:rPr>
+            </w:pPr>
+          </w:p>
+        </w:tc>
+        <w:tc>
+          <w:tcPr>
+            <w:tcW w:w="3118" w:type="dxa"/>
+          </w:tcPr>
+          <w:p>
+            <w:pPr>
+              <w:rPr>
+                <w:rFonts w:ascii="Arial" w:hAnsi="Arial" w:cs="Arial"/>
+              </w:rPr>
+            </w:pPr>
+          </w:p>
+        </w:tc>
+        <w:tc>
+          <w:tcPr>
+            <w:tcW w:w="2221" w:type="dxa"/>
+          </w:tcPr>
+          <w:p>
+            <w:pPr>
+              <w:rPr>
+                <w:rFonts w:ascii="Arial" w:hAnsi="Arial" w:cs="Arial"/>
+              </w:rPr>
+            </w:pPr>
+          </w:p>
+        </w:tc>
+        <w:tc>
+          <w:tcPr>
+            <w:tcW w:w="2253" w:type="dxa"/>
+          </w:tcPr>
+          <w:p>
+            <w:pPr>
+              <w:rPr>
+                <w:rFonts w:ascii="Arial" w:hAnsi="Arial" w:cs="Arial"/>
+              </w:rPr>
+            </w:pPr>
+          </w:p>
+        </w:tc>
+      </w:tr>
+    </w:tbl>
+    <w:p>
+      <w:pPr>
+        <w:rPr>
+          <w:rFonts w:ascii="Arial" w:hAnsi="Arial" w:cs="Arial"/>
+        </w:rPr>
+      </w:pPr>
     </w:p>
     <w:p>
       <w:pPr>
-        <w:ind w:firstLine="720"/>
+        <w:rPr>
+          <w:rFonts w:ascii="Arial" w:hAnsi="Arial" w:cs="Arial"/>
+        </w:rPr>
       </w:pPr>
-      <w:r>
-        <w:t>{{respondent2RelationshipClause}}</w:t>
-      </w:r>
     </w:p>
     <w:p>
       <w:pPr>
-        <w:ind w:firstLine="720"/>
+        <w:rPr>
+          <w:rFonts w:ascii="Arial" w:hAnsi="Arial" w:cs="Arial"/>
+        </w:rPr>
       </w:pPr>
       <w:r>
-        <w:t>{{respondent2RepresentativeName}}</w:t>
+        <w:rPr>
+          <w:rFonts w:ascii="Arial" w:hAnsi="Arial" w:cs="Arial"/>
+        </w:rPr>
+        <w:t>Before {{</w:t>
+      </w:r>
+      <w:proofErr w:type="spellStart"/>
+      <w:r>
+        <w:rPr>
+          <w:rFonts w:ascii="Arial" w:hAnsi="Arial" w:cs="Arial"/>
+        </w:rPr>
+        <w:t>judgeName</w:t>
+      </w:r>
+      <w:proofErr w:type="spellEnd"/>
+      <w:r>
+        <w:rPr>
+          <w:rFonts w:ascii="Arial" w:hAnsi="Arial" w:cs="Arial"/>
+        </w:rPr>
+        <w:t>}} on {{</w:t>
+      </w:r>
+      <w:proofErr w:type="spellStart"/>
+      <w:r>
+        <w:rPr>
+          <w:rFonts w:ascii="Arial" w:hAnsi="Arial" w:cs="Arial"/>
+        </w:rPr>
+        <w:t>orderDate</w:t>
+      </w:r>
+      <w:proofErr w:type="spellEnd"/>
+      <w:r>
+        <w:rPr>
+          <w:rFonts w:ascii="Arial" w:hAnsi="Arial" w:cs="Arial"/>
+        </w:rPr>
+        <w:t>}} at a hearing.</w:t>
       </w:r>
     </w:p>
     <w:p>
       <w:pPr>
-        <w:ind w:firstLine="720"/>
+        <w:rPr>
+          <w:rFonts w:ascii="Arial" w:hAnsi="Arial" w:cs="Arial"/>
+        </w:rPr>
       </w:pPr>
-      <w:r>
-        <w:rPr>
-          <w:b/>
-        </w:rPr>
-        <w:t>{{respondent3Name}}</w:t>
-      </w:r>
     </w:p>
     <w:p>
       <w:pPr>
-        <w:ind w:firstLine="720"/>
+        <w:rPr>
+          <w:rFonts w:ascii="Arial" w:hAnsi="Arial" w:cs="Arial"/>
+        </w:rPr>
       </w:pPr>
       <w:r>
-        <w:t>{{respondent3RelationshipClause}}</w:t>
+        <w:rPr>
+          <w:rFonts w:ascii="Arial" w:hAnsi="Arial" w:cs="Arial"/>
+        </w:rPr>
+        <w:t>The parties:</w:t>
       </w:r>
     </w:p>
     <w:p>
       <w:pPr>
-        <w:ind w:firstLine="720"/>
+        <w:rPr>
+          <w:rFonts w:ascii="Arial" w:hAnsi="Arial" w:cs="Arial"/>
+        </w:rPr>
       </w:pPr>
       <w:r>
-        <w:t>{{respondent3RepresentativeName}}</w:t>
+        <w:rPr>
+          <w:rFonts w:ascii="Arial" w:hAnsi="Arial" w:cs="Arial"/>
+        </w:rPr>
+        <w:tab/>
+        <w:t xml:space="preserve">The applicant </w:t>
+      </w:r>
+      <w:proofErr w:type="gramStart"/>
+      <w:r>
+        <w:rPr>
+          <w:rFonts w:ascii="Arial" w:hAnsi="Arial" w:cs="Arial"/>
+        </w:rPr>
+        <w:t>is</w:t>
+      </w:r>
+      <w:r>
+        <w:rPr>
+          <w:rFonts w:ascii="Arial" w:hAnsi="Arial" w:cs="Arial"/>
+        </w:rPr>
+        <w:t xml:space="preserve">  </w:t>
+      </w:r>
+      <w:r>
+        <w:rPr>
+          <w:rFonts w:ascii="Arial" w:hAnsi="Arial" w:cs="Arial"/>
+        </w:rPr>
+        <w:t>{</w:t>
+      </w:r>
+      <w:proofErr w:type="gramEnd"/>
+      <w:r>
+        <w:rPr>
+          <w:rFonts w:ascii="Arial" w:hAnsi="Arial" w:cs="Arial"/>
+        </w:rPr>
+        <w:t>{</w:t>
+      </w:r>
+      <w:proofErr w:type="spellStart"/>
+      <w:r>
+        <w:rPr>
+          <w:rFonts w:ascii="Arial" w:hAnsi="Arial" w:cs="Arial"/>
+        </w:rPr>
+        <w:t>applicantName</w:t>
+      </w:r>
+      <w:proofErr w:type="spellEnd"/>
+      <w:r>
+        <w:rPr>
+          <w:rFonts w:ascii="Arial" w:hAnsi="Arial" w:cs="Arial"/>
+        </w:rPr>
+        <w:t>}}</w:t>
+      </w:r>
+      <w:r>
+        <w:rPr>
+          <w:rFonts w:ascii="Arial" w:hAnsi="Arial" w:cs="Arial"/>
+        </w:rPr>
+        <w:t xml:space="preserve"> </w:t>
+      </w:r>
+      <w:r>
+        <w:rPr>
+          <w:rFonts w:ascii="Arial" w:hAnsi="Arial" w:cs="Arial"/>
+        </w:rPr>
+        <w:t>{{</w:t>
+      </w:r>
+      <w:proofErr w:type="spellStart"/>
+      <w:r>
+        <w:rPr>
+          <w:rFonts w:ascii="Arial" w:hAnsi="Arial" w:cs="Arial"/>
+        </w:rPr>
+        <w:t>applicantRepresentativeClause</w:t>
+      </w:r>
+      <w:proofErr w:type="spellEnd"/>
+      <w:r>
+        <w:rPr>
+          <w:rFonts w:ascii="Arial" w:hAnsi="Arial" w:cs="Arial"/>
+        </w:rPr>
+        <w:t>}}</w:t>
       </w:r>
     </w:p>
     <w:p>
       <w:pPr>
-        <w:jc w:val="center"/>
+        <w:rPr>
+          <w:rFonts w:ascii="Arial" w:hAnsi="Arial" w:cs="Arial"/>
+        </w:rPr>
       </w:pPr>
-    </w:p>
-    <w:p/>
-    <w:p>
-      <w:r>
-        <w:t>The child(ren):</w:t>
-      </w:r>
     </w:p>
     <w:tbl>
       <w:tblPr>
+        <w:tblStyle w:val="TableGrid"/>
         <w:tblW w:w="0" w:type="auto"/>
-        <w:tblInd w:w="10" w:type="dxa"/>
         <w:tblBorders>
-          <w:top w:val="single" w:sz="0" w:space="0" w:color="auto"/>
-          <w:left w:val="single" w:sz="0" w:space="0" w:color="auto"/>
-          <w:bottom w:val="single" w:sz="0" w:space="0" w:color="auto"/>
-          <w:right w:val="single" w:sz="0" w:space="0" w:color="auto"/>
-          <w:insideH w:val="single" w:sz="0" w:space="0" w:color="auto"/>
-          <w:insideV w:val="single" w:sz="0" w:space="0" w:color="auto"/>
+          <w:top w:val="none" w:sz="0" w:space="0" w:color="auto"/>
+          <w:left w:val="none" w:sz="0" w:space="0" w:color="auto"/>
+          <w:bottom w:val="none" w:sz="0" w:space="0" w:color="auto"/>
+          <w:right w:val="none" w:sz="0" w:space="0" w:color="auto"/>
+          <w:insideH w:val="none" w:sz="0" w:space="0" w:color="auto"/>
+          <w:insideV w:val="none" w:sz="0" w:space="0" w:color="auto"/>
         </w:tblBorders>
-        <w:tblCellMar>
-          <w:left w:w="10" w:type="dxa"/>
-          <w:right w:w="10" w:type="dxa"/>
-        </w:tblCellMar>
         <w:tblLook w:val="04A0" w:firstRow="1" w:lastRow="0" w:firstColumn="1" w:lastColumn="0" w:noHBand="0" w:noVBand="1"/>
       </w:tblPr>
       <w:tblGrid>
-        <w:gridCol w:w="3220"/>
-        <w:gridCol w:w="1050"/>
-        <w:gridCol w:w="1506"/>
+        <w:gridCol w:w="9026"/>
       </w:tblGrid>
       <w:tr>
         <w:tc>
           <w:tcPr>
-            <w:tcW w:w="0" w:type="auto"/>
-          </w:tcPr>
-          <w:p>
-            <w:r>
-              <w:t>The full name(s) of the child(ren)</w:t>
-            </w:r>
-          </w:p>
-        </w:tc>
-        <w:tc>
-          <w:tcPr>
-            <w:tcW w:w="0" w:type="auto"/>
-          </w:tcPr>
-          <w:p>
-            <w:r>
-              <w:t>Boy or Girl</w:t>
-            </w:r>
-          </w:p>
-        </w:tc>
-        <w:tc>
-          <w:tcPr>
-            <w:tcW w:w="0" w:type="auto"/>
-          </w:tcPr>
-          <w:p>
-            <w:r>
-              <w:t>Date(s) of Birth</w:t>
-            </w:r>
-          </w:p>
-        </w:tc>
-      </w:tr>
-      <w:tr>
-        <w:tc>
-          <w:tcPr>
-            <w:tcW w:w="0" w:type="auto"/>
-          </w:tcPr>
-          <w:p>
-            <w:r>
-              <w:t>{{children</w:t>
+            <w:tcW w:w="9026" w:type="dxa"/>
+          </w:tcPr>
+          <w:p>
+            <w:pPr>
+              <w:rPr>
+                <w:rFonts w:ascii="Arial" w:hAnsi="Arial" w:cs="Arial"/>
+              </w:rPr>
+            </w:pPr>
+            <w:r>
+              <w:rPr>
+                <w:rFonts w:ascii="Arial" w:hAnsi="Arial" w:cs="Arial"/>
+              </w:rPr>
+              <w:t>{{respondents</w:t>
             </w:r>
             <w:proofErr w:type="gramStart"/>
             <w:r>
-              <w:t>}}[</w:t>
+              <w:rPr>
+                <w:rFonts w:ascii="Arial" w:hAnsi="Arial" w:cs="Arial"/>
+              </w:rPr>
+              <w:t>}}The</w:t>
+            </w:r>
+            <w:proofErr w:type="gramEnd"/>
+            <w:r>
+              <w:rPr>
+                <w:rFonts w:ascii="Arial" w:hAnsi="Arial" w:cs="Arial"/>
+              </w:rPr>
+              <w:t xml:space="preserve"> [ordinal] respondent is [name], the [relationship]</w:t>
+            </w:r>
+            <w:r>
+              <w:rPr>
+                <w:rFonts w:ascii="Arial" w:hAnsi="Arial" w:cs="Arial"/>
+              </w:rPr>
+              <w:t xml:space="preserve"> </w:t>
+            </w:r>
+            <w:r>
+              <w:rPr>
+                <w:rFonts w:ascii="Arial" w:hAnsi="Arial" w:cs="Arial"/>
+              </w:rPr>
+              <w:t>[</w:t>
             </w:r>
             <w:proofErr w:type="spellStart"/>
-            <w:proofErr w:type="gramEnd"/>
-            <w:r>
-              <w:t>fullName</w:t>
+            <w:r>
+              <w:rPr>
+                <w:rFonts w:ascii="Arial" w:hAnsi="Arial" w:cs="Arial"/>
+              </w:rPr>
+              <w:t>representativeClause</w:t>
             </w:r>
             <w:proofErr w:type="spellEnd"/>
             <w:r>
+              <w:rPr>
+                <w:rFonts w:ascii="Arial" w:hAnsi="Arial" w:cs="Arial"/>
+              </w:rPr>
               <w:t>]</w:t>
-            </w:r>
-          </w:p>
-        </w:tc>
-        <w:tc>
-          <w:tcPr>
-            <w:tcW w:w="0" w:type="auto"/>
-          </w:tcPr>
-          <w:p>
-            <w:r>
-              <w:t>[gender]</w:t>
-            </w:r>
-          </w:p>
-        </w:tc>
-        <w:tc>
-          <w:tcPr>
-            <w:tcW w:w="0" w:type="auto"/>
-          </w:tcPr>
-          <w:p>
-            <w:r>
-              <w:t>[dob]</w:t>
             </w:r>
           </w:p>
         </w:tc>
       </w:tr>
     </w:tbl>
-    <w:p/>
+    <w:p>
+      <w:pPr>
+        <w:rPr>
+          <w:rFonts w:ascii="Arial" w:hAnsi="Arial" w:cs="Arial"/>
+        </w:rPr>
+      </w:pPr>
+    </w:p>
+    <w:p>
+      <w:pPr>
+        <w:rPr>
+          <w:rFonts w:ascii="Arial" w:hAnsi="Arial" w:cs="Arial"/>
+        </w:rPr>
+      </w:pPr>
+      <w:r>
+        <w:rPr>
+          <w:rFonts w:ascii="Arial" w:hAnsi="Arial" w:cs="Arial"/>
+        </w:rPr>
+        <w:t>{{</w:t>
+      </w:r>
+      <w:proofErr w:type="spellStart"/>
+      <w:r>
+        <w:rPr>
+          <w:rFonts w:ascii="Arial" w:hAnsi="Arial" w:cs="Arial"/>
+        </w:rPr>
+        <w:t>appointedGuardianClause</w:t>
+      </w:r>
+      <w:proofErr w:type="spellEnd"/>
+      <w:r>
+        <w:rPr>
+          <w:rFonts w:ascii="Arial" w:hAnsi="Arial" w:cs="Arial"/>
+        </w:rPr>
+        <w:t>}}</w:t>
+      </w:r>
+    </w:p>
+    <w:p>
+      <w:pPr>
+        <w:rPr>
+          <w:rFonts w:ascii="Arial" w:hAnsi="Arial" w:cs="Arial"/>
+        </w:rPr>
+      </w:pPr>
+    </w:p>
+    <w:p>
+      <w:pPr>
+        <w:rPr>
+          <w:rFonts w:ascii="Arial" w:hAnsi="Arial" w:cs="Arial"/>
+        </w:rPr>
+      </w:pPr>
+      <w:r>
+        <w:rPr>
+          <w:rFonts w:ascii="Arial" w:hAnsi="Arial" w:cs="Arial"/>
+        </w:rPr>
+        <w:t>{{</w:t>
+      </w:r>
+      <w:proofErr w:type="spellStart"/>
+      <w:r>
+        <w:rPr>
+          <w:rFonts w:ascii="Arial" w:hAnsi="Arial" w:cs="Arial"/>
+        </w:rPr>
+        <w:t>futureHearingClause</w:t>
+      </w:r>
+      <w:proofErr w:type="spellEnd"/>
+      <w:r>
+        <w:rPr>
+          <w:rFonts w:ascii="Arial" w:hAnsi="Arial" w:cs="Arial"/>
+        </w:rPr>
+        <w:t>}}</w:t>
+      </w:r>
+    </w:p>
+    <w:p>
+      <w:pPr>
+        <w:rPr>
+          <w:rFonts w:ascii="Arial" w:hAnsi="Arial" w:cs="Arial"/>
+        </w:rPr>
+      </w:pPr>
+    </w:p>
     <w:sectPr>
       <w:pgSz w:w="11906" w:h="16838"/>
       <w:pgMar w:top="1440" w:right="1440" w:bottom="1440" w:left="1440" w:header="708" w:footer="708" w:gutter="0"/>

--- a/src/test/resources/templates/CustomOrderHeader.docx
+++ b/src/test/resources/templates/CustomOrderHeader.docx
@@ -18,8 +18,8 @@
       </w:tblPr>
       <w:tblGrid>
         <w:gridCol w:w="1563"/>
-        <w:gridCol w:w="3824"/>
-        <w:gridCol w:w="3639"/>
+        <w:gridCol w:w="3476"/>
+        <w:gridCol w:w="3987"/>
       </w:tblGrid>
       <w:tr>
         <w:trPr>
@@ -41,7 +41,7 @@
                 <w:noProof/>
               </w:rPr>
               <w:drawing>
-                <wp:inline distT="0" distB="0" distL="0" distR="0" wp14:anchorId="19327A42" wp14:editId="3562D081">
+                <wp:inline distT="0" distB="0" distL="0" distR="0" wp14:anchorId="29ED4ACA" wp14:editId="0F5AE6A0">
                   <wp:extent cx="855573" cy="712381"/>
                   <wp:effectExtent l="0" t="0" r="0" b="0"/>
                   <wp:docPr id="2" name="Picture 2" descr="A black and white logo&#10;&#10;Description automatically generated"/>
@@ -204,7 +204,7 @@
               <w:t>}}</w:t>
             </w:r>
           </w:p>
-          <w:p w14:paraId="FM000001" w14:textId="FM000001">
+          <w:p>
             <w:pPr>
               <w:rPr>
                 <w:rFonts w:ascii="Arial" w:hAnsi="Arial" w:cs="Arial"/>
@@ -219,7 +219,7 @@
               <w:t>{{familymanLabel}}</w:t>
             </w:r>
           </w:p>
-          <w:p w14:paraId="FM000002" w14:textId="FM000002">
+          <w:p>
             <w:pPr>
               <w:rPr>
                 <w:rFonts w:ascii="Arial" w:hAnsi="Arial" w:cs="Arial"/>
@@ -796,33 +796,19 @@
           <w:rFonts w:ascii="Arial" w:hAnsi="Arial" w:cs="Arial"/>
         </w:rPr>
         <w:tab/>
-        <w:t xml:space="preserve">The applicant </w:t>
-      </w:r>
-      <w:proofErr w:type="gramStart"/>
-      <w:r>
-        <w:rPr>
-          <w:rFonts w:ascii="Arial" w:hAnsi="Arial" w:cs="Arial"/>
-        </w:rPr>
-        <w:t>is</w:t>
+        <w:t>The applicant is</w:t>
       </w:r>
       <w:r>
         <w:rPr>
           <w:rFonts w:ascii="Arial" w:hAnsi="Arial" w:cs="Arial"/>
         </w:rPr>
-        <w:t xml:space="preserve">  </w:t>
+        <w:t xml:space="preserve"> </w:t>
       </w:r>
       <w:r>
         <w:rPr>
           <w:rFonts w:ascii="Arial" w:hAnsi="Arial" w:cs="Arial"/>
         </w:rPr>
-        <w:t>{</w:t>
-      </w:r>
-      <w:proofErr w:type="gramEnd"/>
-      <w:r>
-        <w:rPr>
-          <w:rFonts w:ascii="Arial" w:hAnsi="Arial" w:cs="Arial"/>
-        </w:rPr>
-        <w:t>{</w:t>
+        <w:t>{{</w:t>
       </w:r>
       <w:proofErr w:type="spellStart"/>
       <w:r>
@@ -904,33 +890,27 @@
               <w:rPr>
                 <w:rFonts w:ascii="Arial" w:hAnsi="Arial" w:cs="Arial"/>
               </w:rPr>
-              <w:t>{{respondents</w:t>
-            </w:r>
-            <w:proofErr w:type="gramStart"/>
-            <w:r>
-              <w:rPr>
-                <w:rFonts w:ascii="Arial" w:hAnsi="Arial" w:cs="Arial"/>
-              </w:rPr>
-              <w:t>}}The</w:t>
-            </w:r>
-            <w:proofErr w:type="gramEnd"/>
-            <w:r>
-              <w:rPr>
-                <w:rFonts w:ascii="Arial" w:hAnsi="Arial" w:cs="Arial"/>
-              </w:rPr>
-              <w:t xml:space="preserve"> [ordinal] respondent is [name], the [relationship]</w:t>
-            </w:r>
-            <w:r>
-              <w:rPr>
-                <w:rFonts w:ascii="Arial" w:hAnsi="Arial" w:cs="Arial"/>
-              </w:rPr>
-              <w:t xml:space="preserve"> </w:t>
-            </w:r>
-            <w:r>
-              <w:rPr>
-                <w:rFonts w:ascii="Arial" w:hAnsi="Arial" w:cs="Arial"/>
-              </w:rPr>
-              <w:t>[</w:t>
+              <w:t>{{respondents}}</w:t>
+            </w:r>
+            <w:r>
+              <w:rPr>
+                <w:rFonts w:ascii="Arial" w:hAnsi="Arial" w:cs="Arial"/>
+              </w:rPr>
+              <w:t xml:space="preserve"> The [ordinal] respondent is [name][</w:t>
+            </w:r>
+            <w:proofErr w:type="spellStart"/>
+            <w:r>
+              <w:rPr>
+                <w:rFonts w:ascii="Arial" w:hAnsi="Arial" w:cs="Arial"/>
+              </w:rPr>
+              <w:t>relationshipClause</w:t>
+            </w:r>
+            <w:proofErr w:type="spellEnd"/>
+            <w:r>
+              <w:rPr>
+                <w:rFonts w:ascii="Arial" w:hAnsi="Arial" w:cs="Arial"/>
+              </w:rPr>
+              <w:t>] [</w:t>
             </w:r>
             <w:proofErr w:type="spellStart"/>
             <w:r>
@@ -990,1039 +970,6 @@
           <w:rFonts w:ascii="Arial" w:hAnsi="Arial" w:cs="Arial"/>
         </w:rPr>
       </w:pPr>
-    </w:p>
-    <w:p>
-      <w:pPr>
-        <w:rPr>
-          <w:rFonts w:ascii="Arial" w:hAnsi="Arial" w:cs="Arial"/>
-        </w:rPr>
-      </w:pPr>
-      <w:r>
-        <w:rPr>
-          <w:rFonts w:ascii="Arial" w:hAnsi="Arial" w:cs="Arial"/>
-        </w:rPr>
-        <w:t>{{</w:t>
-      </w:r>
-      <w:proofErr w:type="spellStart"/>
-      <w:r>
-        <w:rPr>
-          <w:rFonts w:ascii="Arial" w:hAnsi="Arial" w:cs="Arial"/>
-        </w:rPr>
-        <w:t>futureHearingClause</w:t>
-      </w:r>
-      <w:proofErr w:type="spellEnd"/>
-      <w:r>
-        <w:rPr>
-          <w:rFonts w:ascii="Arial" w:hAnsi="Arial" w:cs="Arial"/>
-        </w:rPr>
-        <w:t>}}</w:t>
-      </w:r>
-    </w:p>
-    <w:p>
-      <w:pPr>
-        <w:rPr>
-          <w:rFonts w:ascii="Arial" w:hAnsi="Arial" w:cs="Arial"/>
-        </w:rPr>
-      </w:pPr>
-    </w:p>
-    <w:sectPr>
-      <w:pgSz w:w="11906" w:h="16838"/>
-      <w:pgMar w:top="1440" w:right="1440" w:bottom="1440" w:left="1440" w:header="708" w:footer="708" w:gutter="0"/>
-      <w:cols w:space="708"/>
-      <w:docGrid w:linePitch="360"/>
-    </w:sectPr>
-  </w:body>
-</w:document>
-</file>
-
-<file path=word/document_new.xml><?xml version="1.0" encoding="utf-8"?>
-<w:document xmlns:wpc="http://schemas.microsoft.com/office/word/2010/wordprocessingCanvas" xmlns:cx="http://schemas.microsoft.com/office/drawing/2014/chartex" xmlns:cx1="http://schemas.microsoft.com/office/drawing/2015/9/8/chartex" xmlns:cx2="http://schemas.microsoft.com/office/drawing/2015/10/21/chartex" xmlns:cx3="http://schemas.microsoft.com/office/drawing/2016/5/9/chartex" xmlns:cx4="http://schemas.microsoft.com/office/drawing/2016/5/10/chartex" xmlns:cx5="http://schemas.microsoft.com/office/drawing/2016/5/11/chartex" xmlns:cx6="http://schemas.microsoft.com/office/drawing/2016/5/12/chartex" xmlns:cx7="http://schemas.microsoft.com/office/drawing/2016/5/13/chartex" xmlns:cx8="http://schemas.microsoft.com/office/drawing/2016/5/14/chartex" xmlns:mc="http://schemas.openxmlformats.org/markup-compatibility/2006" xmlns:aink="http://schemas.microsoft.com/office/drawing/2016/ink" xmlns:am3d="http://schemas.microsoft.com/office/drawing/2017/model3d" xmlns:o="urn:schemas-microsoft-com:office:office" xmlns:oel="http://schemas.microsoft.com/office/2019/extlst" xmlns:r="http://schemas.openxmlformats.org/officeDocument/2006/relationships" xmlns:m="http://schemas.openxmlformats.org/officeDocument/2006/math" xmlns:v="urn:schemas-microsoft-com:vml" xmlns:wp14="http://schemas.microsoft.com/office/word/2010/wordprocessingDrawing" xmlns:wp="http://schemas.openxmlformats.org/drawingml/2006/wordprocessingDrawing" xmlns:w10="urn:schemas-microsoft-com:office:word" xmlns:w="http://schemas.openxmlformats.org/wordprocessingml/2006/main" xmlns:w14="http://schemas.microsoft.com/office/word/2010/wordml" xmlns:w15="http://schemas.microsoft.com/office/word/2012/wordml" xmlns:w16cex="http://schemas.microsoft.com/office/word/2018/wordml/cex" xmlns:w16cid="http://schemas.microsoft.com/office/word/2016/wordml/cid" xmlns:w16="http://schemas.microsoft.com/office/word/2018/wordml" xmlns:w16sdtdh="http://schemas.microsoft.com/office/word/2020/wordml/sdtdatahash" xmlns:w16se="http://schemas.microsoft.com/office/word/2015/wordml/symex" xmlns:wpg="http://schemas.microsoft.com/office/word/2010/wordprocessingGroup" xmlns:wpi="http://schemas.microsoft.com/office/word/2010/wordprocessingInk" xmlns:wne="http://schemas.microsoft.com/office/word/2006/wordml" xmlns:wps="http://schemas.microsoft.com/office/word/2010/wordprocessingShape" mc:Ignorable="w14 w15 w16se w16cid w16 w16cex w16sdtdh wp14">
-  <w:body>
-    <w:tbl>
-      <w:tblPr>
-        <w:tblStyle w:val="TableGrid"/>
-        <w:tblW w:w="0" w:type="auto"/>
-        <w:tblBorders>
-          <w:top w:val="none" w:sz="0" w:space="0" w:color="auto"/>
-          <w:left w:val="none" w:sz="0" w:space="0" w:color="auto"/>
-          <w:bottom w:val="none" w:sz="0" w:space="0" w:color="auto"/>
-          <w:right w:val="none" w:sz="0" w:space="0" w:color="auto"/>
-          <w:insideH w:val="none" w:sz="0" w:space="0" w:color="auto"/>
-          <w:insideV w:val="none" w:sz="0" w:space="0" w:color="auto"/>
-        </w:tblBorders>
-        <w:tblLook w:val="04A0" w:firstRow="1" w:lastRow="0" w:firstColumn="1" w:lastColumn="0" w:noHBand="0" w:noVBand="1"/>
-      </w:tblPr>
-      <w:tblGrid>
-        <w:gridCol w:w="1563"/>
-        <w:gridCol w:w="3824"/>
-        <w:gridCol w:w="3639"/>
-      </w:tblGrid>
-      <w:tr>
-        <w:trPr>
-          <w:trHeight w:val="1121"/>
-        </w:trPr>
-        <w:tc>
-          <w:tcPr>
-            <w:tcW w:w="1563" w:type="dxa"/>
-          </w:tcPr>
-          <w:p>
-            <w:pPr>
-              <w:rPr>
-                <w:rFonts w:ascii="Arial" w:hAnsi="Arial" w:cs="Arial"/>
-              </w:rPr>
-            </w:pPr>
-            <w:r>
-              <w:rPr>
-                <w:rFonts w:ascii="Arial" w:hAnsi="Arial" w:cs="Arial"/>
-                <w:noProof/>
-              </w:rPr>
-              <w:drawing>
-                <wp:inline distT="0" distB="0" distL="0" distR="0" wp14:anchorId="19327A42" wp14:editId="3562D081">
-                  <wp:extent cx="855573" cy="712381"/>
-                  <wp:effectExtent l="0" t="0" r="0" b="0"/>
-                  <wp:docPr id="2" name="Picture 2" descr="A black and white logo&#10;&#10;Description automatically generated"/>
-                  <wp:cNvGraphicFramePr>
-                    <a:graphicFrameLocks xmlns:a="http://schemas.openxmlformats.org/drawingml/2006/main" noChangeAspect="1"/>
-                  </wp:cNvGraphicFramePr>
-                  <a:graphic xmlns:a="http://schemas.openxmlformats.org/drawingml/2006/main">
-                    <a:graphicData uri="http://schemas.openxmlformats.org/drawingml/2006/picture">
-                      <pic:pic xmlns:pic="http://schemas.openxmlformats.org/drawingml/2006/picture">
-                        <pic:nvPicPr>
-                          <pic:cNvPr id="2" name="Picture 2" descr="A black and white logo&#10;&#10;Description automatically generated"/>
-                          <pic:cNvPicPr/>
-                        </pic:nvPicPr>
-                        <pic:blipFill>
-                          <a:blip r:embed="rId4" cstate="print">
-                            <a:extLst>
-                              <a:ext uri="{28A0092B-C50C-407E-A947-70E740481C1C}">
-                                <a14:useLocalDpi xmlns:a14="http://schemas.microsoft.com/office/drawing/2010/main" val="0"/>
-                              </a:ext>
-                            </a:extLst>
-                          </a:blip>
-                          <a:stretch>
-                            <a:fillRect/>
-                          </a:stretch>
-                        </pic:blipFill>
-                        <pic:spPr>
-                          <a:xfrm>
-                            <a:off x="0" y="0"/>
-                            <a:ext cx="950185" cy="791158"/>
-                          </a:xfrm>
-                          <a:prstGeom prst="rect">
-                            <a:avLst/>
-                          </a:prstGeom>
-                        </pic:spPr>
-                      </pic:pic>
-                    </a:graphicData>
-                  </a:graphic>
-                </wp:inline>
-              </w:drawing>
-            </w:r>
-          </w:p>
-        </w:tc>
-        <w:tc>
-          <w:tcPr>
-            <w:tcW w:w="3824" w:type="dxa"/>
-          </w:tcPr>
-          <w:p>
-            <w:pPr>
-              <w:rPr>
-                <w:rFonts w:ascii="Arial" w:hAnsi="Arial" w:cs="Arial"/>
-                <w:sz w:val="32"/>
-                <w:szCs w:val="28"/>
-              </w:rPr>
-            </w:pPr>
-            <w:r>
-              <w:rPr>
-                <w:rFonts w:ascii="Arial" w:hAnsi="Arial" w:cs="Arial"/>
-                <w:sz w:val="32"/>
-                <w:szCs w:val="28"/>
-              </w:rPr>
-              <w:t>In the Family Court</w:t>
-            </w:r>
-          </w:p>
-          <w:p>
-            <w:pPr>
-              <w:rPr>
-                <w:rFonts w:ascii="Arial" w:hAnsi="Arial" w:cs="Arial"/>
-                <w:sz w:val="32"/>
-              </w:rPr>
-            </w:pPr>
-            <w:r>
-              <w:rPr>
-                <w:rFonts w:ascii="Arial" w:hAnsi="Arial" w:cs="Arial"/>
-                <w:sz w:val="32"/>
-                <w:szCs w:val="28"/>
-              </w:rPr>
-              <w:t xml:space="preserve">sitting at </w:t>
-            </w:r>
-            <w:r>
-              <w:rPr>
-                <w:rFonts w:ascii="Arial" w:hAnsi="Arial" w:cs="Arial"/>
-                <w:sz w:val="32"/>
-              </w:rPr>
-              <w:t>{{</w:t>
-            </w:r>
-            <w:proofErr w:type="spellStart"/>
-            <w:r>
-              <w:rPr>
-                <w:rFonts w:ascii="Arial" w:hAnsi="Arial" w:cs="Arial"/>
-                <w:sz w:val="32"/>
-              </w:rPr>
-              <w:t>courtName</w:t>
-            </w:r>
-            <w:proofErr w:type="spellEnd"/>
-            <w:r>
-              <w:rPr>
-                <w:rFonts w:ascii="Arial" w:hAnsi="Arial" w:cs="Arial"/>
-                <w:sz w:val="32"/>
-              </w:rPr>
-              <w:t>}}</w:t>
-            </w:r>
-          </w:p>
-          <w:p>
-            <w:pPr>
-              <w:rPr>
-                <w:rFonts w:ascii="Arial" w:hAnsi="Arial" w:cs="Arial"/>
-                <w:sz w:val="32"/>
-                <w:szCs w:val="28"/>
-              </w:rPr>
-            </w:pPr>
-          </w:p>
-        </w:tc>
-        <w:tc>
-          <w:tcPr>
-            <w:tcW w:w="3639" w:type="dxa"/>
-          </w:tcPr>
-          <w:p>
-            <w:pPr>
-              <w:rPr>
-                <w:rFonts w:ascii="Arial" w:hAnsi="Arial" w:cs="Arial"/>
-                <w:sz w:val="32"/>
-              </w:rPr>
-            </w:pPr>
-            <w:r>
-              <w:rPr>
-                <w:rFonts w:ascii="Arial" w:hAnsi="Arial" w:cs="Arial"/>
-                <w:sz w:val="32"/>
-              </w:rPr>
-              <w:t>Case No:</w:t>
-            </w:r>
-          </w:p>
-          <w:p>
-            <w:pPr>
-              <w:rPr>
-                <w:rFonts w:ascii="Arial" w:hAnsi="Arial" w:cs="Arial"/>
-                <w:sz w:val="32"/>
-              </w:rPr>
-            </w:pPr>
-            <w:r>
-              <w:rPr>
-                <w:rFonts w:ascii="Arial" w:hAnsi="Arial" w:cs="Arial"/>
-                <w:sz w:val="32"/>
-              </w:rPr>
-              <w:t>{{</w:t>
-            </w:r>
-            <w:proofErr w:type="spellStart"/>
-            <w:r>
-              <w:rPr>
-                <w:rFonts w:ascii="Arial" w:hAnsi="Arial" w:cs="Arial"/>
-                <w:sz w:val="32"/>
-              </w:rPr>
-              <w:t>caseNumber</w:t>
-            </w:r>
-            <w:proofErr w:type="spellEnd"/>
-            <w:r>
-              <w:rPr>
-                <w:rFonts w:ascii="Arial" w:hAnsi="Arial" w:cs="Arial"/>
-                <w:sz w:val="32"/>
-              </w:rPr>
-              <w:t>}}</w:t>
-            </w:r>
-          </w:p>
-          <w:p>
-            <w:pPr>
-              <w:rPr>
-                <w:rFonts w:ascii="Arial" w:hAnsi="Arial" w:cs="Arial"/>
-                <w:sz w:val="32"/>
-              </w:rPr>
-            </w:pPr>
-          </w:p>
-        </w:tc>
-      </w:tr>
-    </w:tbl>
-    <w:tbl>
-      <w:tblPr>
-        <w:tblW w:w="9010" w:type="dxa"/>
-        <w:tblInd w:w="108" w:type="dxa"/>
-        <w:tblBorders>
-          <w:top w:val="single" w:sz="4" w:space="0" w:color="000000"/>
-          <w:left w:val="nil"/>
-          <w:bottom w:val="single" w:sz="4" w:space="0" w:color="000000"/>
-          <w:right w:val="nil"/>
-          <w:insideH w:val="nil"/>
-          <w:insideV w:val="nil"/>
-        </w:tblBorders>
-        <w:tblLayout w:type="fixed"/>
-        <w:tblLook w:val="0400" w:firstRow="0" w:lastRow="0" w:firstColumn="0" w:lastColumn="0" w:noHBand="0" w:noVBand="1"/>
-      </w:tblPr>
-      <w:tblGrid>
-        <w:gridCol w:w="1418"/>
-        <w:gridCol w:w="3118"/>
-        <w:gridCol w:w="2221"/>
-        <w:gridCol w:w="2253"/>
-      </w:tblGrid>
-      <w:tr>
-        <w:tc>
-          <w:tcPr>
-            <w:tcW w:w="1418" w:type="dxa"/>
-          </w:tcPr>
-          <w:p>
-            <w:pPr>
-              <w:rPr>
-                <w:rFonts w:ascii="Arial" w:hAnsi="Arial" w:cs="Arial"/>
-              </w:rPr>
-            </w:pPr>
-          </w:p>
-        </w:tc>
-        <w:tc>
-          <w:tcPr>
-            <w:tcW w:w="7592" w:type="dxa"/>
-            <w:gridSpan w:val="3"/>
-            <w:tcBorders>
-              <w:top w:val="single" w:sz="4" w:space="0" w:color="000000"/>
-              <w:bottom w:val="single" w:sz="4" w:space="0" w:color="000000"/>
-            </w:tcBorders>
-            <w:tcMar>
-              <w:top w:w="57" w:type="dxa"/>
-              <w:bottom w:w="57" w:type="dxa"/>
-            </w:tcMar>
-            <w:vAlign w:val="center"/>
-          </w:tcPr>
-          <w:p>
-            <w:pPr>
-              <w:rPr>
-                <w:rFonts w:ascii="Arial" w:hAnsi="Arial" w:cs="Arial"/>
-              </w:rPr>
-            </w:pPr>
-            <w:r>
-              <w:rPr>
-                <w:rFonts w:ascii="Arial" w:hAnsi="Arial" w:cs="Arial"/>
-              </w:rPr>
-              <w:t>Order</w:t>
-            </w:r>
-          </w:p>
-          <w:p>
-            <w:pPr>
-              <w:rPr>
-                <w:rFonts w:ascii="Arial" w:hAnsi="Arial" w:cs="Arial"/>
-              </w:rPr>
-            </w:pPr>
-            <w:r>
-              <w:rPr>
-                <w:rFonts w:ascii="Arial" w:hAnsi="Arial" w:cs="Arial"/>
-              </w:rPr>
-              <w:t>{{</w:t>
-            </w:r>
-            <w:proofErr w:type="spellStart"/>
-            <w:r>
-              <w:rPr>
-                <w:rFonts w:ascii="Arial" w:hAnsi="Arial" w:cs="Arial"/>
-              </w:rPr>
-              <w:t>orderName</w:t>
-            </w:r>
-            <w:proofErr w:type="spellEnd"/>
-            <w:r>
-              <w:rPr>
-                <w:rFonts w:ascii="Arial" w:hAnsi="Arial" w:cs="Arial"/>
-              </w:rPr>
-              <w:t>}}</w:t>
-            </w:r>
-          </w:p>
-        </w:tc>
-      </w:tr>
-      <w:tr>
-        <w:tc>
-          <w:tcPr>
-            <w:tcW w:w="1418" w:type="dxa"/>
-          </w:tcPr>
-          <w:p>
-            <w:pPr>
-              <w:rPr>
-                <w:rFonts w:ascii="Arial" w:hAnsi="Arial" w:cs="Arial"/>
-              </w:rPr>
-            </w:pPr>
-          </w:p>
-        </w:tc>
-        <w:tc>
-          <w:tcPr>
-            <w:tcW w:w="3118" w:type="dxa"/>
-            <w:tcBorders>
-              <w:top w:val="single" w:sz="4" w:space="0" w:color="000000"/>
-            </w:tcBorders>
-          </w:tcPr>
-          <w:p>
-            <w:pPr>
-              <w:rPr>
-                <w:rFonts w:ascii="Arial" w:hAnsi="Arial" w:cs="Arial"/>
-              </w:rPr>
-            </w:pPr>
-          </w:p>
-        </w:tc>
-        <w:tc>
-          <w:tcPr>
-            <w:tcW w:w="2221" w:type="dxa"/>
-            <w:tcBorders>
-              <w:top w:val="single" w:sz="4" w:space="0" w:color="000000"/>
-            </w:tcBorders>
-          </w:tcPr>
-          <w:p>
-            <w:pPr>
-              <w:rPr>
-                <w:rFonts w:ascii="Arial" w:hAnsi="Arial" w:cs="Arial"/>
-              </w:rPr>
-            </w:pPr>
-          </w:p>
-        </w:tc>
-        <w:tc>
-          <w:tcPr>
-            <w:tcW w:w="2253" w:type="dxa"/>
-            <w:tcBorders>
-              <w:top w:val="single" w:sz="4" w:space="0" w:color="000000"/>
-            </w:tcBorders>
-          </w:tcPr>
-          <w:p>
-            <w:pPr>
-              <w:rPr>
-                <w:rFonts w:ascii="Arial" w:hAnsi="Arial" w:cs="Arial"/>
-              </w:rPr>
-            </w:pPr>
-          </w:p>
-        </w:tc>
-      </w:tr>
-      <w:tr>
-        <w:tc>
-          <w:tcPr>
-            <w:tcW w:w="1418" w:type="dxa"/>
-          </w:tcPr>
-          <w:p>
-            <w:pPr>
-              <w:rPr>
-                <w:rFonts w:ascii="Arial" w:hAnsi="Arial" w:cs="Arial"/>
-              </w:rPr>
-            </w:pPr>
-          </w:p>
-        </w:tc>
-        <w:tc>
-          <w:tcPr>
-            <w:tcW w:w="3118" w:type="dxa"/>
-          </w:tcPr>
-          <w:p>
-            <w:pPr>
-              <w:rPr>
-                <w:rFonts w:ascii="Arial" w:hAnsi="Arial" w:cs="Arial"/>
-              </w:rPr>
-            </w:pPr>
-            <w:r>
-              <w:rPr>
-                <w:rFonts w:ascii="Arial" w:hAnsi="Arial" w:cs="Arial"/>
-              </w:rPr>
-              <w:t>The full name(s) of the child(ren)</w:t>
-            </w:r>
-          </w:p>
-        </w:tc>
-        <w:tc>
-          <w:tcPr>
-            <w:tcW w:w="2221" w:type="dxa"/>
-          </w:tcPr>
-          <w:p>
-            <w:pPr>
-              <w:rPr>
-                <w:rFonts w:ascii="Arial" w:hAnsi="Arial" w:cs="Arial"/>
-              </w:rPr>
-            </w:pPr>
-            <w:r>
-              <w:rPr>
-                <w:rFonts w:ascii="Arial" w:hAnsi="Arial" w:cs="Arial"/>
-              </w:rPr>
-              <w:t>Sex</w:t>
-            </w:r>
-          </w:p>
-        </w:tc>
-        <w:tc>
-          <w:tcPr>
-            <w:tcW w:w="2253" w:type="dxa"/>
-          </w:tcPr>
-          <w:p>
-            <w:pPr>
-              <w:rPr>
-                <w:rFonts w:ascii="Arial" w:hAnsi="Arial" w:cs="Arial"/>
-              </w:rPr>
-            </w:pPr>
-            <w:r>
-              <w:rPr>
-                <w:rFonts w:ascii="Arial" w:hAnsi="Arial" w:cs="Arial"/>
-              </w:rPr>
-              <w:t>Date(s) of Birth</w:t>
-            </w:r>
-          </w:p>
-        </w:tc>
-      </w:tr>
-      <w:tr>
-        <w:trPr>
-          <w:trHeight w:val="403"/>
-        </w:trPr>
-        <w:tc>
-          <w:tcPr>
-            <w:tcW w:w="1418" w:type="dxa"/>
-          </w:tcPr>
-          <w:p>
-            <w:pPr>
-              <w:rPr>
-                <w:rFonts w:ascii="Arial" w:hAnsi="Arial" w:cs="Arial"/>
-              </w:rPr>
-            </w:pPr>
-          </w:p>
-        </w:tc>
-        <w:tc>
-          <w:tcPr>
-            <w:tcW w:w="3118" w:type="dxa"/>
-          </w:tcPr>
-          <w:p>
-            <w:pPr>
-              <w:rPr>
-                <w:rFonts w:ascii="Arial" w:hAnsi="Arial" w:cs="Arial"/>
-              </w:rPr>
-            </w:pPr>
-          </w:p>
-        </w:tc>
-        <w:tc>
-          <w:tcPr>
-            <w:tcW w:w="2221" w:type="dxa"/>
-          </w:tcPr>
-          <w:p>
-            <w:pPr>
-              <w:rPr>
-                <w:rFonts w:ascii="Arial" w:hAnsi="Arial" w:cs="Arial"/>
-              </w:rPr>
-            </w:pPr>
-          </w:p>
-        </w:tc>
-        <w:tc>
-          <w:tcPr>
-            <w:tcW w:w="2253" w:type="dxa"/>
-          </w:tcPr>
-          <w:p>
-            <w:pPr>
-              <w:rPr>
-                <w:rFonts w:ascii="Arial" w:hAnsi="Arial" w:cs="Arial"/>
-              </w:rPr>
-            </w:pPr>
-          </w:p>
-        </w:tc>
-      </w:tr>
-      <w:tr>
-        <w:trPr>
-          <w:trHeight w:val="403"/>
-        </w:trPr>
-        <w:tc>
-          <w:tcPr>
-            <w:tcW w:w="1418" w:type="dxa"/>
-          </w:tcPr>
-          <w:p>
-            <w:pPr>
-              <w:rPr>
-                <w:rFonts w:ascii="Arial" w:hAnsi="Arial" w:cs="Arial"/>
-              </w:rPr>
-            </w:pPr>
-          </w:p>
-        </w:tc>
-        <w:tc>
-          <w:tcPr>
-            <w:tcW w:w="3118" w:type="dxa"/>
-          </w:tcPr>
-          <w:p>
-            <w:pPr>
-              <w:rPr>
-                <w:rFonts w:ascii="Arial" w:hAnsi="Arial" w:cs="Arial"/>
-              </w:rPr>
-            </w:pPr>
-            <w:r>
-              <w:rPr>
-                <w:rFonts w:ascii="Arial" w:hAnsi="Arial" w:cs="Arial"/>
-              </w:rPr>
-              <w:t>{{children</w:t>
-            </w:r>
-            <w:proofErr w:type="gramStart"/>
-            <w:r>
-              <w:rPr>
-                <w:rFonts w:ascii="Arial" w:hAnsi="Arial" w:cs="Arial"/>
-              </w:rPr>
-              <w:t>}}[</w:t>
-            </w:r>
-            <w:proofErr w:type="spellStart"/>
-            <w:proofErr w:type="gramEnd"/>
-            <w:r>
-              <w:rPr>
-                <w:rFonts w:ascii="Arial" w:hAnsi="Arial" w:cs="Arial"/>
-              </w:rPr>
-              <w:t>fullName</w:t>
-            </w:r>
-            <w:proofErr w:type="spellEnd"/>
-            <w:r>
-              <w:rPr>
-                <w:rFonts w:ascii="Arial" w:hAnsi="Arial" w:cs="Arial"/>
-              </w:rPr>
-              <w:t>]</w:t>
-            </w:r>
-          </w:p>
-        </w:tc>
-        <w:tc>
-          <w:tcPr>
-            <w:tcW w:w="2221" w:type="dxa"/>
-          </w:tcPr>
-          <w:p>
-            <w:pPr>
-              <w:rPr>
-                <w:rFonts w:ascii="Arial" w:hAnsi="Arial" w:cs="Arial"/>
-              </w:rPr>
-            </w:pPr>
-            <w:r>
-              <w:rPr>
-                <w:rFonts w:ascii="Arial" w:hAnsi="Arial" w:cs="Arial"/>
-              </w:rPr>
-              <w:t>[gender]</w:t>
-            </w:r>
-          </w:p>
-        </w:tc>
-        <w:tc>
-          <w:tcPr>
-            <w:tcW w:w="2253" w:type="dxa"/>
-          </w:tcPr>
-          <w:p>
-            <w:pPr>
-              <w:rPr>
-                <w:rFonts w:ascii="Arial" w:hAnsi="Arial" w:cs="Arial"/>
-              </w:rPr>
-            </w:pPr>
-            <w:r>
-              <w:rPr>
-                <w:rFonts w:ascii="Arial" w:hAnsi="Arial" w:cs="Arial"/>
-              </w:rPr>
-              <w:t>[dob]</w:t>
-            </w:r>
-          </w:p>
-        </w:tc>
-      </w:tr>
-      <w:tr>
-        <w:tc>
-          <w:tcPr>
-            <w:tcW w:w="1418" w:type="dxa"/>
-          </w:tcPr>
-          <w:p>
-            <w:pPr>
-              <w:rPr>
-                <w:rFonts w:ascii="Arial" w:hAnsi="Arial" w:cs="Arial"/>
-              </w:rPr>
-            </w:pPr>
-          </w:p>
-        </w:tc>
-        <w:tc>
-          <w:tcPr>
-            <w:tcW w:w="3118" w:type="dxa"/>
-          </w:tcPr>
-          <w:p>
-            <w:pPr>
-              <w:rPr>
-                <w:rFonts w:ascii="Arial" w:hAnsi="Arial" w:cs="Arial"/>
-              </w:rPr>
-            </w:pPr>
-          </w:p>
-        </w:tc>
-        <w:tc>
-          <w:tcPr>
-            <w:tcW w:w="2221" w:type="dxa"/>
-          </w:tcPr>
-          <w:p>
-            <w:pPr>
-              <w:rPr>
-                <w:rFonts w:ascii="Arial" w:hAnsi="Arial" w:cs="Arial"/>
-              </w:rPr>
-            </w:pPr>
-          </w:p>
-        </w:tc>
-        <w:tc>
-          <w:tcPr>
-            <w:tcW w:w="2253" w:type="dxa"/>
-          </w:tcPr>
-          <w:p>
-            <w:pPr>
-              <w:rPr>
-                <w:rFonts w:ascii="Arial" w:hAnsi="Arial" w:cs="Arial"/>
-                <w:color w:val="FF0000"/>
-              </w:rPr>
-            </w:pPr>
-          </w:p>
-        </w:tc>
-      </w:tr>
-      <w:tr>
-        <w:tc>
-          <w:tcPr>
-            <w:tcW w:w="1418" w:type="dxa"/>
-          </w:tcPr>
-          <w:p>
-            <w:pPr>
-              <w:rPr>
-                <w:rFonts w:ascii="Arial" w:hAnsi="Arial" w:cs="Arial"/>
-              </w:rPr>
-            </w:pPr>
-          </w:p>
-        </w:tc>
-        <w:tc>
-          <w:tcPr>
-            <w:tcW w:w="3118" w:type="dxa"/>
-          </w:tcPr>
-          <w:p>
-            <w:pPr>
-              <w:rPr>
-                <w:rFonts w:ascii="Arial" w:hAnsi="Arial" w:cs="Arial"/>
-              </w:rPr>
-            </w:pPr>
-          </w:p>
-        </w:tc>
-        <w:tc>
-          <w:tcPr>
-            <w:tcW w:w="2221" w:type="dxa"/>
-          </w:tcPr>
-          <w:p>
-            <w:pPr>
-              <w:rPr>
-                <w:rFonts w:ascii="Arial" w:hAnsi="Arial" w:cs="Arial"/>
-              </w:rPr>
-            </w:pPr>
-          </w:p>
-        </w:tc>
-        <w:tc>
-          <w:tcPr>
-            <w:tcW w:w="2253" w:type="dxa"/>
-          </w:tcPr>
-          <w:p>
-            <w:pPr>
-              <w:rPr>
-                <w:rFonts w:ascii="Arial" w:hAnsi="Arial" w:cs="Arial"/>
-              </w:rPr>
-            </w:pPr>
-          </w:p>
-        </w:tc>
-      </w:tr>
-    </w:tbl>
-    <w:p>
-      <w:pPr>
-        <w:rPr>
-          <w:rFonts w:ascii="Arial" w:hAnsi="Arial" w:cs="Arial"/>
-        </w:rPr>
-      </w:pPr>
-    </w:p>
-    <w:p>
-      <w:pPr>
-        <w:rPr>
-          <w:rFonts w:ascii="Arial" w:hAnsi="Arial" w:cs="Arial"/>
-        </w:rPr>
-      </w:pPr>
-    </w:p>
-    <w:p>
-      <w:pPr>
-        <w:rPr>
-          <w:rFonts w:ascii="Arial" w:hAnsi="Arial" w:cs="Arial"/>
-        </w:rPr>
-      </w:pPr>
-      <w:r>
-        <w:rPr>
-          <w:rFonts w:ascii="Arial" w:hAnsi="Arial" w:cs="Arial"/>
-        </w:rPr>
-        <w:t>Before {{</w:t>
-      </w:r>
-      <w:proofErr w:type="spellStart"/>
-      <w:r>
-        <w:rPr>
-          <w:rFonts w:ascii="Arial" w:hAnsi="Arial" w:cs="Arial"/>
-        </w:rPr>
-        <w:t>judgeName</w:t>
-      </w:r>
-      <w:proofErr w:type="spellEnd"/>
-      <w:r>
-        <w:rPr>
-          <w:rFonts w:ascii="Arial" w:hAnsi="Arial" w:cs="Arial"/>
-        </w:rPr>
-        <w:t>}} on {{</w:t>
-      </w:r>
-      <w:proofErr w:type="spellStart"/>
-      <w:r>
-        <w:rPr>
-          <w:rFonts w:ascii="Arial" w:hAnsi="Arial" w:cs="Arial"/>
-        </w:rPr>
-        <w:t>orderDate</w:t>
-      </w:r>
-      <w:proofErr w:type="spellEnd"/>
-      <w:r>
-        <w:rPr>
-          <w:rFonts w:ascii="Arial" w:hAnsi="Arial" w:cs="Arial"/>
-        </w:rPr>
-        <w:t>}} at a hearing.</w:t>
-      </w:r>
-    </w:p>
-    <w:p>
-      <w:pPr>
-        <w:rPr>
-          <w:rFonts w:ascii="Arial" w:hAnsi="Arial" w:cs="Arial"/>
-        </w:rPr>
-      </w:pPr>
-    </w:p>
-    <w:p>
-      <w:pPr>
-        <w:rPr>
-          <w:rFonts w:ascii="Arial" w:hAnsi="Arial" w:cs="Arial"/>
-        </w:rPr>
-      </w:pPr>
-      <w:r>
-        <w:rPr>
-          <w:rFonts w:ascii="Arial" w:hAnsi="Arial" w:cs="Arial"/>
-        </w:rPr>
-        <w:t>The parties:</w:t>
-      </w:r>
-    </w:p>
-    <w:p>
-      <w:pPr>
-        <w:rPr>
-          <w:rFonts w:ascii="Arial" w:hAnsi="Arial" w:cs="Arial"/>
-        </w:rPr>
-      </w:pPr>
-      <w:r>
-        <w:rPr>
-          <w:rFonts w:ascii="Arial" w:hAnsi="Arial" w:cs="Arial"/>
-        </w:rPr>
-        <w:tab/>
-        <w:t xml:space="preserve">The applicant </w:t>
-      </w:r>
-      <w:proofErr w:type="gramStart"/>
-      <w:r>
-        <w:rPr>
-          <w:rFonts w:ascii="Arial" w:hAnsi="Arial" w:cs="Arial"/>
-        </w:rPr>
-        <w:t>is</w:t>
-      </w:r>
-      <w:r>
-        <w:rPr>
-          <w:rFonts w:ascii="Arial" w:hAnsi="Arial" w:cs="Arial"/>
-        </w:rPr>
-        <w:t xml:space="preserve">  </w:t>
-      </w:r>
-      <w:r>
-        <w:rPr>
-          <w:rFonts w:ascii="Arial" w:hAnsi="Arial" w:cs="Arial"/>
-        </w:rPr>
-        <w:t>{</w:t>
-      </w:r>
-      <w:proofErr w:type="gramEnd"/>
-      <w:r>
-        <w:rPr>
-          <w:rFonts w:ascii="Arial" w:hAnsi="Arial" w:cs="Arial"/>
-        </w:rPr>
-        <w:t>{</w:t>
-      </w:r>
-      <w:proofErr w:type="spellStart"/>
-      <w:r>
-        <w:rPr>
-          <w:rFonts w:ascii="Arial" w:hAnsi="Arial" w:cs="Arial"/>
-        </w:rPr>
-        <w:t>applicantName</w:t>
-      </w:r>
-      <w:proofErr w:type="spellEnd"/>
-      <w:r>
-        <w:rPr>
-          <w:rFonts w:ascii="Arial" w:hAnsi="Arial" w:cs="Arial"/>
-        </w:rPr>
-        <w:t>}}</w:t>
-      </w:r>
-      <w:r>
-        <w:rPr>
-          <w:rFonts w:ascii="Arial" w:hAnsi="Arial" w:cs="Arial"/>
-        </w:rPr>
-        <w:t xml:space="preserve"> </w:t>
-      </w:r>
-      <w:r>
-        <w:rPr>
-          <w:rFonts w:ascii="Arial" w:hAnsi="Arial" w:cs="Arial"/>
-        </w:rPr>
-        <w:t>{{</w:t>
-      </w:r>
-      <w:proofErr w:type="spellStart"/>
-      <w:r>
-        <w:rPr>
-          <w:rFonts w:ascii="Arial" w:hAnsi="Arial" w:cs="Arial"/>
-        </w:rPr>
-        <w:t>applicantRepresentativeClause</w:t>
-      </w:r>
-      <w:proofErr w:type="spellEnd"/>
-      <w:r>
-        <w:rPr>
-          <w:rFonts w:ascii="Arial" w:hAnsi="Arial" w:cs="Arial"/>
-        </w:rPr>
-        <w:t>}}</w:t>
-      </w:r>
-    </w:p>
-    <w:p>
-      <w:pPr>
-        <w:rPr>
-          <w:rFonts w:ascii="Arial" w:hAnsi="Arial" w:cs="Arial"/>
-        </w:rPr>
-      </w:pPr>
-    </w:p>
-    <w:tbl>
-      <w:tblPr>
-        <w:tblStyle w:val="TableGrid"/>
-        <w:tblW w:w="0" w:type="auto"/>
-        <w:tblBorders>
-          <w:top w:val="none" w:sz="0" w:space="0" w:color="auto"/>
-          <w:left w:val="none" w:sz="0" w:space="0" w:color="auto"/>
-          <w:bottom w:val="none" w:sz="0" w:space="0" w:color="auto"/>
-          <w:right w:val="none" w:sz="0" w:space="0" w:color="auto"/>
-          <w:insideH w:val="none" w:sz="0" w:space="0" w:color="auto"/>
-          <w:insideV w:val="none" w:sz="0" w:space="0" w:color="auto"/>
-        </w:tblBorders>
-        <w:tblLook w:val="04A0" w:firstRow="1" w:lastRow="0" w:firstColumn="1" w:lastColumn="0" w:noHBand="0" w:noVBand="1"/>
-      </w:tblPr>
-      <w:tblGrid>
-        <w:gridCol w:w="9026"/>
-      </w:tblGrid>
-      <w:tr>
-        <w:tc>
-          <w:tcPr>
-            <w:tcW w:w="9026" w:type="dxa"/>
-          </w:tcPr>
-          <w:p>
-            <w:pPr>
-              <w:rPr>
-                <w:rFonts w:ascii="Arial" w:hAnsi="Arial" w:cs="Arial"/>
-              </w:rPr>
-            </w:pPr>
-            <w:r>
-              <w:rPr>
-                <w:rFonts w:ascii="Arial" w:hAnsi="Arial" w:cs="Arial"/>
-              </w:rPr>
-              <w:t>{{respondents</w:t>
-            </w:r>
-            <w:proofErr w:type="gramStart"/>
-            <w:r>
-              <w:rPr>
-                <w:rFonts w:ascii="Arial" w:hAnsi="Arial" w:cs="Arial"/>
-              </w:rPr>
-              <w:t>}}The</w:t>
-            </w:r>
-            <w:proofErr w:type="gramEnd"/>
-            <w:r>
-              <w:rPr>
-                <w:rFonts w:ascii="Arial" w:hAnsi="Arial" w:cs="Arial"/>
-              </w:rPr>
-              <w:t xml:space="preserve"> [ordinal] respondent is [name], the [relationship]</w:t>
-            </w:r>
-            <w:r>
-              <w:rPr>
-                <w:rFonts w:ascii="Arial" w:hAnsi="Arial" w:cs="Arial"/>
-              </w:rPr>
-              <w:t xml:space="preserve"> </w:t>
-            </w:r>
-            <w:r>
-              <w:rPr>
-                <w:rFonts w:ascii="Arial" w:hAnsi="Arial" w:cs="Arial"/>
-              </w:rPr>
-              <w:t>[</w:t>
-            </w:r>
-            <w:proofErr w:type="spellStart"/>
-            <w:r>
-              <w:rPr>
-                <w:rFonts w:ascii="Arial" w:hAnsi="Arial" w:cs="Arial"/>
-              </w:rPr>
-              <w:t>representativeClause</w:t>
-            </w:r>
-            <w:proofErr w:type="spellEnd"/>
-            <w:r>
-              <w:rPr>
-                <w:rFonts w:ascii="Arial" w:hAnsi="Arial" w:cs="Arial"/>
-              </w:rPr>
-              <w:t>]</w:t>
-            </w:r>
-          </w:p>
-        </w:tc>
-      </w:tr>
-    </w:tbl>
-    <w:p>
-      <w:pPr>
-        <w:rPr>
-          <w:rFonts w:ascii="Arial" w:hAnsi="Arial" w:cs="Arial"/>
-        </w:rPr>
-      </w:pPr>
-    </w:p>
-    <w:p>
-      <w:pPr>
-        <w:rPr>
-          <w:rFonts w:ascii="Arial" w:hAnsi="Arial" w:cs="Arial"/>
-        </w:rPr>
-      </w:pPr>
-      <w:r>
-        <w:rPr>
-          <w:rFonts w:ascii="Arial" w:hAnsi="Arial" w:cs="Arial"/>
-        </w:rPr>
-        <w:t>{{</w:t>
-      </w:r>
-      <w:proofErr w:type="spellStart"/>
-      <w:r>
-        <w:rPr>
-          <w:rFonts w:ascii="Arial" w:hAnsi="Arial" w:cs="Arial"/>
-        </w:rPr>
-        <w:t>appointedGuardianClause</w:t>
-      </w:r>
-      <w:proofErr w:type="spellEnd"/>
-      <w:r>
-        <w:rPr>
-          <w:rFonts w:ascii="Arial" w:hAnsi="Arial" w:cs="Arial"/>
-        </w:rPr>
-        <w:t>}}</w:t>
-      </w:r>
-    </w:p>
-    <w:p>
-      <w:pPr>
-        <w:rPr>
-          <w:rFonts w:ascii="Arial" w:hAnsi="Arial" w:cs="Arial"/>
-        </w:rPr>
-      </w:pPr>
-    </w:p>
-    <w:p>
-      <w:pPr>
-        <w:rPr>
-          <w:rFonts w:ascii="Arial" w:hAnsi="Arial" w:cs="Arial"/>
-        </w:rPr>
-      </w:pPr>
-      <w:r>
-        <w:rPr>
-          <w:rFonts w:ascii="Arial" w:hAnsi="Arial" w:cs="Arial"/>
-        </w:rPr>
-        <w:t>{{</w:t>
-      </w:r>
-      <w:proofErr w:type="spellStart"/>
-      <w:r>
-        <w:rPr>
-          <w:rFonts w:ascii="Arial" w:hAnsi="Arial" w:cs="Arial"/>
-        </w:rPr>
-        <w:t>futureHearingClause</w:t>
-      </w:r>
-      <w:proofErr w:type="spellEnd"/>
-      <w:r>
-        <w:rPr>
-          <w:rFonts w:ascii="Arial" w:hAnsi="Arial" w:cs="Arial"/>
-        </w:rPr>
-        <w:t>}}</w:t>
-      </w:r>
     </w:p>
     <w:p>
       <w:pPr>

--- a/src/test/resources/templates/CustomOrderHeader.docx
+++ b/src/test/resources/templates/CustomOrderHeader.docx
@@ -216,22 +216,54 @@
                 <w:rFonts w:ascii="Arial" w:hAnsi="Arial" w:cs="Arial"/>
                 <w:sz w:val="32"/>
               </w:rPr>
-              <w:t>{{familymanLabel}}</w:t>
-            </w:r>
-          </w:p>
-          <w:p>
-            <w:pPr>
-              <w:rPr>
-                <w:rFonts w:ascii="Arial" w:hAnsi="Arial" w:cs="Arial"/>
-                <w:sz w:val="32"/>
-              </w:rPr>
-            </w:pPr>
-            <w:r>
-              <w:rPr>
-                <w:rFonts w:ascii="Arial" w:hAnsi="Arial" w:cs="Arial"/>
-                <w:sz w:val="32"/>
-              </w:rPr>
-              <w:t>{{familymanCaseNumber}}</w:t>
+              <w:t>{{</w:t>
+            </w:r>
+            <w:proofErr w:type="spellStart"/>
+            <w:r>
+              <w:rPr>
+                <w:rFonts w:ascii="Arial" w:hAnsi="Arial" w:cs="Arial"/>
+                <w:sz w:val="32"/>
+              </w:rPr>
+              <w:t>familymanLabel</w:t>
+            </w:r>
+            <w:proofErr w:type="spellEnd"/>
+            <w:r>
+              <w:rPr>
+                <w:rFonts w:ascii="Arial" w:hAnsi="Arial" w:cs="Arial"/>
+                <w:sz w:val="32"/>
+              </w:rPr>
+              <w:t>}}</w:t>
+            </w:r>
+          </w:p>
+          <w:p>
+            <w:pPr>
+              <w:rPr>
+                <w:rFonts w:ascii="Arial" w:hAnsi="Arial" w:cs="Arial"/>
+                <w:sz w:val="32"/>
+              </w:rPr>
+            </w:pPr>
+            <w:r>
+              <w:rPr>
+                <w:rFonts w:ascii="Arial" w:hAnsi="Arial" w:cs="Arial"/>
+                <w:sz w:val="32"/>
+              </w:rPr>
+              <w:t>{{</w:t>
+            </w:r>
+            <w:proofErr w:type="spellStart"/>
+            <w:r>
+              <w:rPr>
+                <w:rFonts w:ascii="Arial" w:hAnsi="Arial" w:cs="Arial"/>
+                <w:sz w:val="32"/>
+              </w:rPr>
+              <w:t>familymanCaseNumber</w:t>
+            </w:r>
+            <w:proofErr w:type="spellEnd"/>
+            <w:r>
+              <w:rPr>
+                <w:rFonts w:ascii="Arial" w:hAnsi="Arial" w:cs="Arial"/>
+                <w:sz w:val="32"/>
+              </w:rPr>
+              <w:t>}}</w:t>
             </w:r>
           </w:p>
           <w:p>
@@ -734,7 +766,39 @@
         <w:rPr>
           <w:rFonts w:ascii="Arial" w:hAnsi="Arial" w:cs="Arial"/>
         </w:rPr>
-        <w:t>Before {{</w:t>
+        <w:t xml:space="preserve">Before </w:t>
+      </w:r>
+      <w:r>
+        <w:rPr>
+          <w:rFonts w:ascii="Arial" w:hAnsi="Arial" w:cs="Arial"/>
+        </w:rPr>
+        <w:t>{{</w:t>
+      </w:r>
+      <w:proofErr w:type="spellStart"/>
+      <w:r>
+        <w:rPr>
+          <w:rFonts w:ascii="Arial" w:hAnsi="Arial" w:cs="Arial"/>
+        </w:rPr>
+        <w:t>judgeTitle</w:t>
+      </w:r>
+      <w:proofErr w:type="spellEnd"/>
+      <w:r>
+        <w:rPr>
+          <w:rFonts w:ascii="Arial" w:hAnsi="Arial" w:cs="Arial"/>
+        </w:rPr>
+        <w:t>}}</w:t>
+      </w:r>
+      <w:r>
+        <w:rPr>
+          <w:rFonts w:ascii="Arial" w:hAnsi="Arial" w:cs="Arial"/>
+        </w:rPr>
+        <w:t xml:space="preserve"> </w:t>
+      </w:r>
+      <w:r>
+        <w:rPr>
+          <w:rFonts w:ascii="Arial" w:hAnsi="Arial" w:cs="Arial"/>
+        </w:rPr>
+        <w:t>{{</w:t>
       </w:r>
       <w:proofErr w:type="spellStart"/>
       <w:r>
@@ -796,19 +860,12 @@
           <w:rFonts w:ascii="Arial" w:hAnsi="Arial" w:cs="Arial"/>
         </w:rPr>
         <w:tab/>
-        <w:t>The applicant is</w:t>
-      </w:r>
-      <w:r>
-        <w:rPr>
-          <w:rFonts w:ascii="Arial" w:hAnsi="Arial" w:cs="Arial"/>
-        </w:rPr>
-        <w:t xml:space="preserve"> </w:t>
-      </w:r>
-      <w:r>
-        <w:rPr>
-          <w:rFonts w:ascii="Arial" w:hAnsi="Arial" w:cs="Arial"/>
-        </w:rPr>
-        <w:t>{{</w:t>
+      </w:r>
+      <w:r>
+        <w:rPr>
+          <w:rFonts w:ascii="Arial" w:hAnsi="Arial" w:cs="Arial"/>
+        </w:rPr>
+        <w:t>The applicant is {{</w:t>
       </w:r>
       <w:proofErr w:type="spellStart"/>
       <w:r>
@@ -822,19 +879,7 @@
         <w:rPr>
           <w:rFonts w:ascii="Arial" w:hAnsi="Arial" w:cs="Arial"/>
         </w:rPr>
-        <w:t>}}</w:t>
-      </w:r>
-      <w:r>
-        <w:rPr>
-          <w:rFonts w:ascii="Arial" w:hAnsi="Arial" w:cs="Arial"/>
-        </w:rPr>
-        <w:t xml:space="preserve"> </w:t>
-      </w:r>
-      <w:r>
-        <w:rPr>
-          <w:rFonts w:ascii="Arial" w:hAnsi="Arial" w:cs="Arial"/>
-        </w:rPr>
-        <w:t>{{</w:t>
+        <w:t>}} {{</w:t>
       </w:r>
       <w:proofErr w:type="spellStart"/>
       <w:r>
@@ -861,7 +906,8 @@
     <w:tbl>
       <w:tblPr>
         <w:tblStyle w:val="TableGrid"/>
-        <w:tblW w:w="0" w:type="auto"/>
+        <w:tblW w:w="9026" w:type="dxa"/>
+        <w:tblInd w:w="540" w:type="dxa"/>
         <w:tblBorders>
           <w:top w:val="none" w:sz="0" w:space="0" w:color="auto"/>
           <w:left w:val="none" w:sz="0" w:space="0" w:color="auto"/>
@@ -929,6 +975,20 @@
           </w:p>
         </w:tc>
       </w:tr>
+      <w:tr>
+        <w:tc>
+          <w:tcPr>
+            <w:tcW w:w="9026" w:type="dxa"/>
+          </w:tcPr>
+          <w:p>
+            <w:pPr>
+              <w:rPr>
+                <w:rFonts w:ascii="Arial" w:hAnsi="Arial" w:cs="Arial"/>
+              </w:rPr>
+            </w:pPr>
+          </w:p>
+        </w:tc>
+      </w:tr>
     </w:tbl>
     <w:p>
       <w:pPr>
@@ -939,6 +999,7 @@
     </w:p>
     <w:p>
       <w:pPr>
+        <w:ind w:firstLine="720"/>
         <w:rPr>
           <w:rFonts w:ascii="Arial" w:hAnsi="Arial" w:cs="Arial"/>
         </w:rPr>

--- a/src/test/resources/templates/CustomOrderHeader.docx
+++ b/src/test/resources/templates/CustomOrderHeader.docx
@@ -812,21 +812,33 @@
         <w:rPr>
           <w:rFonts w:ascii="Arial" w:hAnsi="Arial" w:cs="Arial"/>
         </w:rPr>
-        <w:t>}} on {{</w:t>
+        <w:t xml:space="preserve">}} on </w:t>
+      </w:r>
+      <w:r>
+        <w:rPr>
+          <w:rFonts w:ascii="Arial" w:hAnsi="Arial" w:cs="Arial"/>
+        </w:rPr>
+        <w:t>{{</w:t>
       </w:r>
       <w:proofErr w:type="spellStart"/>
       <w:r>
         <w:rPr>
           <w:rFonts w:ascii="Arial" w:hAnsi="Arial" w:cs="Arial"/>
         </w:rPr>
-        <w:t>orderDate</w:t>
+        <w:t>hearingOrPapers</w:t>
       </w:r>
       <w:proofErr w:type="spellEnd"/>
       <w:r>
         <w:rPr>
           <w:rFonts w:ascii="Arial" w:hAnsi="Arial" w:cs="Arial"/>
         </w:rPr>
-        <w:t>}} at a hearing.</w:t>
+        <w:t>}}</w:t>
+      </w:r>
+      <w:r>
+        <w:rPr>
+          <w:rFonts w:ascii="Arial" w:hAnsi="Arial" w:cs="Arial"/>
+        </w:rPr>
+        <w:t>.</w:t>
       </w:r>
     </w:p>
     <w:p>
@@ -990,41 +1002,6 @@
         </w:tc>
       </w:tr>
     </w:tbl>
-    <w:p>
-      <w:pPr>
-        <w:rPr>
-          <w:rFonts w:ascii="Arial" w:hAnsi="Arial" w:cs="Arial"/>
-        </w:rPr>
-      </w:pPr>
-    </w:p>
-    <w:p>
-      <w:pPr>
-        <w:ind w:firstLine="720"/>
-        <w:rPr>
-          <w:rFonts w:ascii="Arial" w:hAnsi="Arial" w:cs="Arial"/>
-        </w:rPr>
-      </w:pPr>
-      <w:r>
-        <w:rPr>
-          <w:rFonts w:ascii="Arial" w:hAnsi="Arial" w:cs="Arial"/>
-        </w:rPr>
-        <w:t>{{</w:t>
-      </w:r>
-      <w:proofErr w:type="spellStart"/>
-      <w:r>
-        <w:rPr>
-          <w:rFonts w:ascii="Arial" w:hAnsi="Arial" w:cs="Arial"/>
-        </w:rPr>
-        <w:t>appointedGuardianClause</w:t>
-      </w:r>
-      <w:proofErr w:type="spellEnd"/>
-      <w:r>
-        <w:rPr>
-          <w:rFonts w:ascii="Arial" w:hAnsi="Arial" w:cs="Arial"/>
-        </w:rPr>
-        <w:t>}}</w:t>
-      </w:r>
-    </w:p>
     <w:p>
       <w:pPr>
         <w:rPr>

--- a/src/test/resources/templates/CustomOrderHeader.docx
+++ b/src/test/resources/templates/CustomOrderHeader.docx
@@ -954,7 +954,20 @@
               <w:rPr>
                 <w:rFonts w:ascii="Arial" w:hAnsi="Arial" w:cs="Arial"/>
               </w:rPr>
-              <w:t xml:space="preserve"> The [ordinal] respondent is [name][</w:t>
+              <w:t xml:space="preserve"> The [ordinal] respondent is </w:t>
+            </w:r>
+          </w:p>
+          <w:p>
+            <w:pPr>
+              <w:rPr>
+                <w:rFonts w:ascii="Arial" w:hAnsi="Arial" w:cs="Arial"/>
+              </w:rPr>
+            </w:pPr>
+            <w:r>
+              <w:rPr>
+                <w:rFonts w:ascii="Arial" w:hAnsi="Arial" w:cs="Arial"/>
+              </w:rPr>
+              <w:t>[name][</w:t>
             </w:r>
             <w:proofErr w:type="spellStart"/>
             <w:r>

--- a/src/test/resources/templates/CustomOrderHeader.docx
+++ b/src/test/resources/templates/CustomOrderHeader.docx
@@ -812,7 +812,39 @@
         <w:rPr>
           <w:rFonts w:ascii="Arial" w:hAnsi="Arial" w:cs="Arial"/>
         </w:rPr>
-        <w:t xml:space="preserve">}} on </w:t>
+        <w:t>}} on</w:t>
+      </w:r>
+      <w:r>
+        <w:rPr>
+          <w:rFonts w:ascii="Arial" w:hAnsi="Arial" w:cs="Arial"/>
+        </w:rPr>
+        <w:t xml:space="preserve"> </w:t>
+      </w:r>
+      <w:r>
+        <w:rPr>
+          <w:rFonts w:ascii="Arial" w:hAnsi="Arial" w:cs="Arial"/>
+        </w:rPr>
+        <w:t>{{</w:t>
+      </w:r>
+      <w:proofErr w:type="spellStart"/>
+      <w:r>
+        <w:rPr>
+          <w:rFonts w:ascii="Arial" w:hAnsi="Arial" w:cs="Arial"/>
+        </w:rPr>
+        <w:t>orderDate</w:t>
+      </w:r>
+      <w:proofErr w:type="spellEnd"/>
+      <w:r>
+        <w:rPr>
+          <w:rFonts w:ascii="Arial" w:hAnsi="Arial" w:cs="Arial"/>
+        </w:rPr>
+        <w:t>}}</w:t>
+      </w:r>
+      <w:r>
+        <w:rPr>
+          <w:rFonts w:ascii="Arial" w:hAnsi="Arial" w:cs="Arial"/>
+        </w:rPr>
+        <w:t xml:space="preserve"> </w:t>
       </w:r>
       <w:r>
         <w:rPr>

--- a/src/test/resources/templates/CustomOrderHeader.docx
+++ b/src/test/resources/templates/CustomOrderHeader.docx
@@ -393,6 +393,34 @@
                 <w:rFonts w:ascii="Arial" w:hAnsi="Arial" w:cs="Arial"/>
               </w:rPr>
             </w:pPr>
+            <w:r>
+              <w:rPr>
+                <w:rFonts w:ascii="Arial" w:hAnsi="Arial" w:cs="Arial"/>
+              </w:rPr>
+              <w:t>{</w:t>
+            </w:r>
+            <w:proofErr w:type="gramStart"/>
+            <w:r>
+              <w:rPr>
+                <w:rFonts w:ascii="Arial" w:hAnsi="Arial" w:cs="Arial"/>
+              </w:rPr>
+              <w:t>{?</w:t>
+            </w:r>
+            <w:proofErr w:type="spellStart"/>
+            <w:r>
+              <w:rPr>
+                <w:rFonts w:ascii="Arial" w:hAnsi="Arial" w:cs="Arial"/>
+              </w:rPr>
+              <w:t>hasChildren</w:t>
+            </w:r>
+            <w:proofErr w:type="spellEnd"/>
+            <w:proofErr w:type="gramEnd"/>
+            <w:r>
+              <w:rPr>
+                <w:rFonts w:ascii="Arial" w:hAnsi="Arial" w:cs="Arial"/>
+              </w:rPr>
+              <w:t>}}</w:t>
+            </w:r>
           </w:p>
         </w:tc>
         <w:tc>
@@ -663,6 +691,12 @@
                 <w:rFonts w:ascii="Arial" w:hAnsi="Arial" w:cs="Arial"/>
               </w:rPr>
             </w:pPr>
+            <w:r>
+              <w:rPr>
+                <w:rFonts w:ascii="Arial" w:hAnsi="Arial" w:cs="Arial"/>
+              </w:rPr>
+              <w:t>{{/hasChildren}}</w:t>
+            </w:r>
           </w:p>
         </w:tc>
         <w:tc>
@@ -812,7 +846,27 @@
         <w:rPr>
           <w:rFonts w:ascii="Arial" w:hAnsi="Arial" w:cs="Arial"/>
         </w:rPr>
-        <w:t>}} on</w:t>
+        <w:t xml:space="preserve">}} on </w:t>
+      </w:r>
+      <w:r>
+        <w:rPr>
+          <w:rFonts w:ascii="Arial" w:hAnsi="Arial" w:cs="Arial"/>
+        </w:rPr>
+        <w:t>{{</w:t>
+      </w:r>
+      <w:proofErr w:type="spellStart"/>
+      <w:r>
+        <w:rPr>
+          <w:rFonts w:ascii="Arial" w:hAnsi="Arial" w:cs="Arial"/>
+        </w:rPr>
+        <w:t>orderDate</w:t>
+      </w:r>
+      <w:proofErr w:type="spellEnd"/>
+      <w:r>
+        <w:rPr>
+          <w:rFonts w:ascii="Arial" w:hAnsi="Arial" w:cs="Arial"/>
+        </w:rPr>
+        <w:t>}}</w:t>
       </w:r>
       <w:r>
         <w:rPr>
@@ -824,47 +878,21 @@
         <w:rPr>
           <w:rFonts w:ascii="Arial" w:hAnsi="Arial" w:cs="Arial"/>
         </w:rPr>
-        <w:t>{{</w:t>
+        <w:t>{</w:t>
       </w:r>
       <w:proofErr w:type="spellStart"/>
       <w:r>
         <w:rPr>
           <w:rFonts w:ascii="Arial" w:hAnsi="Arial" w:cs="Arial"/>
         </w:rPr>
-        <w:t>orderDate</w:t>
+        <w:t>{hearingOrPaper</w:t>
       </w:r>
       <w:proofErr w:type="spellEnd"/>
       <w:r>
         <w:rPr>
           <w:rFonts w:ascii="Arial" w:hAnsi="Arial" w:cs="Arial"/>
         </w:rPr>
-        <w:t>}}</w:t>
-      </w:r>
-      <w:r>
-        <w:rPr>
-          <w:rFonts w:ascii="Arial" w:hAnsi="Arial" w:cs="Arial"/>
-        </w:rPr>
-        <w:t xml:space="preserve"> </w:t>
-      </w:r>
-      <w:r>
-        <w:rPr>
-          <w:rFonts w:ascii="Arial" w:hAnsi="Arial" w:cs="Arial"/>
-        </w:rPr>
-        <w:t>{{</w:t>
-      </w:r>
-      <w:proofErr w:type="spellStart"/>
-      <w:r>
-        <w:rPr>
-          <w:rFonts w:ascii="Arial" w:hAnsi="Arial" w:cs="Arial"/>
-        </w:rPr>
-        <w:t>hearingOrPapers</w:t>
-      </w:r>
-      <w:proofErr w:type="spellEnd"/>
-      <w:r>
-        <w:rPr>
-          <w:rFonts w:ascii="Arial" w:hAnsi="Arial" w:cs="Arial"/>
-        </w:rPr>
-        <w:t>}}</w:t>
+        <w:t>s}}</w:t>
       </w:r>
       <w:r>
         <w:rPr>
@@ -904,12 +932,19 @@
           <w:rFonts w:ascii="Arial" w:hAnsi="Arial" w:cs="Arial"/>
         </w:rPr>
         <w:tab/>
-      </w:r>
-      <w:r>
-        <w:rPr>
-          <w:rFonts w:ascii="Arial" w:hAnsi="Arial" w:cs="Arial"/>
-        </w:rPr>
-        <w:t>The applicant is {{</w:t>
+        <w:t>The applicant is</w:t>
+      </w:r>
+      <w:r>
+        <w:rPr>
+          <w:rFonts w:ascii="Arial" w:hAnsi="Arial" w:cs="Arial"/>
+        </w:rPr>
+        <w:t xml:space="preserve"> </w:t>
+      </w:r>
+      <w:r>
+        <w:rPr>
+          <w:rFonts w:ascii="Arial" w:hAnsi="Arial" w:cs="Arial"/>
+        </w:rPr>
+        <w:t>{{</w:t>
       </w:r>
       <w:proofErr w:type="spellStart"/>
       <w:r>
@@ -919,11 +954,19 @@
         <w:t>applicantName</w:t>
       </w:r>
       <w:proofErr w:type="spellEnd"/>
-      <w:r>
-        <w:rPr>
-          <w:rFonts w:ascii="Arial" w:hAnsi="Arial" w:cs="Arial"/>
-        </w:rPr>
-        <w:t>}} {{</w:t>
+      <w:proofErr w:type="gramStart"/>
+      <w:r>
+        <w:rPr>
+          <w:rFonts w:ascii="Arial" w:hAnsi="Arial" w:cs="Arial"/>
+        </w:rPr>
+        <w:t>}}{</w:t>
+      </w:r>
+      <w:proofErr w:type="gramEnd"/>
+      <w:r>
+        <w:rPr>
+          <w:rFonts w:ascii="Arial" w:hAnsi="Arial" w:cs="Arial"/>
+        </w:rPr>
+        <w:t>{</w:t>
       </w:r>
       <w:proofErr w:type="spellStart"/>
       <w:r>
@@ -986,20 +1029,7 @@
               <w:rPr>
                 <w:rFonts w:ascii="Arial" w:hAnsi="Arial" w:cs="Arial"/>
               </w:rPr>
-              <w:t xml:space="preserve"> The [ordinal] respondent is </w:t>
-            </w:r>
-          </w:p>
-          <w:p>
-            <w:pPr>
-              <w:rPr>
-                <w:rFonts w:ascii="Arial" w:hAnsi="Arial" w:cs="Arial"/>
-              </w:rPr>
-            </w:pPr>
-            <w:r>
-              <w:rPr>
-                <w:rFonts w:ascii="Arial" w:hAnsi="Arial" w:cs="Arial"/>
-              </w:rPr>
-              <w:t>[name][</w:t>
+              <w:t xml:space="preserve"> The [ordinal] respondent is [name][</w:t>
             </w:r>
             <w:proofErr w:type="spellStart"/>
             <w:r>
@@ -1013,7 +1043,7 @@
               <w:rPr>
                 <w:rFonts w:ascii="Arial" w:hAnsi="Arial" w:cs="Arial"/>
               </w:rPr>
-              <w:t>] [</w:t>
+              <w:t>][</w:t>
             </w:r>
             <w:proofErr w:type="spellStart"/>
             <w:r>
@@ -1047,13 +1077,6 @@
         </w:tc>
       </w:tr>
     </w:tbl>
-    <w:p>
-      <w:pPr>
-        <w:rPr>
-          <w:rFonts w:ascii="Arial" w:hAnsi="Arial" w:cs="Arial"/>
-        </w:rPr>
-      </w:pPr>
-    </w:p>
     <w:p>
       <w:pPr>
         <w:rPr>

--- a/src/test/resources/templates/CustomOrderHeader.docx
+++ b/src/test/resources/templates/CustomOrderHeader.docx
@@ -367,93 +367,33 @@
           </w:p>
         </w:tc>
       </w:tr>
-      <w:tr>
-        <w:tc>
-          <w:tcPr>
-            <w:tcW w:w="1418" w:type="dxa"/>
-          </w:tcPr>
-          <w:p>
-            <w:pPr>
-              <w:rPr>
-                <w:rFonts w:ascii="Arial" w:hAnsi="Arial" w:cs="Arial"/>
-              </w:rPr>
-            </w:pPr>
-          </w:p>
-        </w:tc>
-        <w:tc>
-          <w:tcPr>
-            <w:tcW w:w="3118" w:type="dxa"/>
-            <w:tcBorders>
-              <w:top w:val="single" w:sz="4" w:space="0" w:color="000000"/>
-            </w:tcBorders>
-          </w:tcPr>
-          <w:p>
-            <w:pPr>
-              <w:rPr>
-                <w:rFonts w:ascii="Arial" w:hAnsi="Arial" w:cs="Arial"/>
-              </w:rPr>
-            </w:pPr>
-            <w:r>
-              <w:rPr>
-                <w:rFonts w:ascii="Arial" w:hAnsi="Arial" w:cs="Arial"/>
-              </w:rPr>
-              <w:t>{</w:t>
-            </w:r>
-            <w:proofErr w:type="gramStart"/>
-            <w:r>
-              <w:rPr>
-                <w:rFonts w:ascii="Arial" w:hAnsi="Arial" w:cs="Arial"/>
-              </w:rPr>
-              <w:t>{?</w:t>
-            </w:r>
-            <w:proofErr w:type="spellStart"/>
-            <w:r>
-              <w:rPr>
-                <w:rFonts w:ascii="Arial" w:hAnsi="Arial" w:cs="Arial"/>
-              </w:rPr>
-              <w:t>hasChildren</w:t>
-            </w:r>
-            <w:proofErr w:type="spellEnd"/>
-            <w:proofErr w:type="gramEnd"/>
-            <w:r>
-              <w:rPr>
-                <w:rFonts w:ascii="Arial" w:hAnsi="Arial" w:cs="Arial"/>
-              </w:rPr>
-              <w:t>}}</w:t>
-            </w:r>
-          </w:p>
-        </w:tc>
-        <w:tc>
-          <w:tcPr>
-            <w:tcW w:w="2221" w:type="dxa"/>
-            <w:tcBorders>
-              <w:top w:val="single" w:sz="4" w:space="0" w:color="000000"/>
-            </w:tcBorders>
-          </w:tcPr>
-          <w:p>
-            <w:pPr>
-              <w:rPr>
-                <w:rFonts w:ascii="Arial" w:hAnsi="Arial" w:cs="Arial"/>
-              </w:rPr>
-            </w:pPr>
-          </w:p>
-        </w:tc>
-        <w:tc>
-          <w:tcPr>
-            <w:tcW w:w="2253" w:type="dxa"/>
-            <w:tcBorders>
-              <w:top w:val="single" w:sz="4" w:space="0" w:color="000000"/>
-            </w:tcBorders>
-          </w:tcPr>
-          <w:p>
-            <w:pPr>
-              <w:rPr>
-                <w:rFonts w:ascii="Arial" w:hAnsi="Arial" w:cs="Arial"/>
-              </w:rPr>
-            </w:pPr>
-          </w:p>
-        </w:tc>
-      </w:tr>
+    </w:tbl>
+    <w:p>
+      <w:r>
+        <w:t>{{?hasChildren}}</w:t>
+      </w:r>
+    </w:p>
+    <w:tbl>
+      <w:tblPr>
+        <w:tblW w:w="9010" w:type="dxa"/>
+        <w:tblInd w:w="108" w:type="dxa"/>
+        <w:tblBorders>
+          <w:top w:val="single" w:sz="4" w:space="0" w:color="000000"/>
+          <w:left w:val="nil"/>
+          <w:bottom w:val="single" w:sz="4" w:space="0" w:color="000000"/>
+          <w:right w:val="nil"/>
+          <w:insideH w:val="nil"/>
+          <w:insideV w:val="nil"/>
+        </w:tblBorders>
+        <w:tblLayout w:type="fixed"/>
+        <w:tblLook w:val="0400" w:firstRow="0" w:lastRow="0" w:firstColumn="0" w:lastColumn="0" w:noHBand="0" w:noVBand="1"/>
+      </w:tblPr>
+      <w:tblGrid>
+        <w:gridCol w:w="1418"/>
+        <w:gridCol w:w="3118"/>
+        <w:gridCol w:w="2221"/>
+        <w:gridCol w:w="2253"/>
+      </w:tblGrid>
       <w:tr>
         <w:tc>
           <w:tcPr>
@@ -668,63 +608,33 @@
           </w:p>
         </w:tc>
       </w:tr>
-      <w:tr>
-        <w:tc>
-          <w:tcPr>
-            <w:tcW w:w="1418" w:type="dxa"/>
-          </w:tcPr>
-          <w:p>
-            <w:pPr>
-              <w:rPr>
-                <w:rFonts w:ascii="Arial" w:hAnsi="Arial" w:cs="Arial"/>
-              </w:rPr>
-            </w:pPr>
-          </w:p>
-        </w:tc>
-        <w:tc>
-          <w:tcPr>
-            <w:tcW w:w="3118" w:type="dxa"/>
-          </w:tcPr>
-          <w:p>
-            <w:pPr>
-              <w:rPr>
-                <w:rFonts w:ascii="Arial" w:hAnsi="Arial" w:cs="Arial"/>
-              </w:rPr>
-            </w:pPr>
-            <w:r>
-              <w:rPr>
-                <w:rFonts w:ascii="Arial" w:hAnsi="Arial" w:cs="Arial"/>
-              </w:rPr>
-              <w:t>{{/hasChildren}}</w:t>
-            </w:r>
-          </w:p>
-        </w:tc>
-        <w:tc>
-          <w:tcPr>
-            <w:tcW w:w="2221" w:type="dxa"/>
-          </w:tcPr>
-          <w:p>
-            <w:pPr>
-              <w:rPr>
-                <w:rFonts w:ascii="Arial" w:hAnsi="Arial" w:cs="Arial"/>
-              </w:rPr>
-            </w:pPr>
-          </w:p>
-        </w:tc>
-        <w:tc>
-          <w:tcPr>
-            <w:tcW w:w="2253" w:type="dxa"/>
-          </w:tcPr>
-          <w:p>
-            <w:pPr>
-              <w:rPr>
-                <w:rFonts w:ascii="Arial" w:hAnsi="Arial" w:cs="Arial"/>
-                <w:color w:val="FF0000"/>
-              </w:rPr>
-            </w:pPr>
-          </w:p>
-        </w:tc>
-      </w:tr>
+    </w:tbl>
+    <w:p>
+      <w:r>
+        <w:t>{{/hasChildren}}</w:t>
+      </w:r>
+    </w:p>
+    <w:tbl>
+      <w:tblPr>
+        <w:tblW w:w="9010" w:type="dxa"/>
+        <w:tblInd w:w="108" w:type="dxa"/>
+        <w:tblBorders>
+          <w:top w:val="single" w:sz="4" w:space="0" w:color="000000"/>
+          <w:left w:val="nil"/>
+          <w:bottom w:val="single" w:sz="4" w:space="0" w:color="000000"/>
+          <w:right w:val="nil"/>
+          <w:insideH w:val="nil"/>
+          <w:insideV w:val="nil"/>
+        </w:tblBorders>
+        <w:tblLayout w:type="fixed"/>
+        <w:tblLook w:val="0400" w:firstRow="0" w:lastRow="0" w:firstColumn="0" w:lastColumn="0" w:noHBand="0" w:noVBand="1"/>
+      </w:tblPr>
+      <w:tblGrid>
+        <w:gridCol w:w="1418"/>
+        <w:gridCol w:w="3118"/>
+        <w:gridCol w:w="2221"/>
+        <w:gridCol w:w="2253"/>
+      </w:tblGrid>
       <w:tr>
         <w:tc>
           <w:tcPr>

--- a/src/test/resources/templates/CustomOrderHeader.docx
+++ b/src/test/resources/templates/CustomOrderHeader.docx
@@ -41,7 +41,7 @@
                 <w:noProof/>
               </w:rPr>
               <w:drawing>
-                <wp:inline distT="0" distB="0" distL="0" distR="0" wp14:anchorId="29ED4ACA" wp14:editId="0F5AE6A0">
+                <wp:inline distT="0" distB="0" distL="0" distR="0" wp14:anchorId="20DD4B19" wp14:editId="6496D24D">
                   <wp:extent cx="855573" cy="712381"/>
                   <wp:effectExtent l="0" t="0" r="0" b="0"/>
                   <wp:docPr id="2" name="Picture 2" descr="A black and white logo&#10;&#10;Description automatically generated"/>
@@ -294,9 +294,7 @@
       </w:tblPr>
       <w:tblGrid>
         <w:gridCol w:w="1418"/>
-        <w:gridCol w:w="3118"/>
-        <w:gridCol w:w="2221"/>
-        <w:gridCol w:w="2253"/>
+        <w:gridCol w:w="7592"/>
       </w:tblGrid>
       <w:tr>
         <w:tc>
@@ -314,7 +312,6 @@
         <w:tc>
           <w:tcPr>
             <w:tcW w:w="7592" w:type="dxa"/>
-            <w:gridSpan w:val="3"/>
             <w:tcBorders>
               <w:top w:val="single" w:sz="4" w:space="0" w:color="000000"/>
               <w:bottom w:val="single" w:sz="4" w:space="0" w:color="000000"/>
@@ -545,17 +542,9 @@
               <w:rPr>
                 <w:rFonts w:ascii="Arial" w:hAnsi="Arial" w:cs="Arial"/>
               </w:rPr>
-              <w:t>{{children</w:t>
-            </w:r>
-            <w:proofErr w:type="gramStart"/>
-            <w:r>
-              <w:rPr>
-                <w:rFonts w:ascii="Arial" w:hAnsi="Arial" w:cs="Arial"/>
-              </w:rPr>
-              <w:t>}}[</w:t>
+              <w:t>{{children}}[</w:t>
             </w:r>
             <w:proofErr w:type="spellStart"/>
-            <w:proofErr w:type="gramEnd"/>
             <w:r>
               <w:rPr>
                 <w:rFonts w:ascii="Arial" w:hAnsi="Arial" w:cs="Arial"/>
@@ -756,7 +745,7 @@
         <w:rPr>
           <w:rFonts w:ascii="Arial" w:hAnsi="Arial" w:cs="Arial"/>
         </w:rPr>
-        <w:t xml:space="preserve">}} on </w:t>
+        <w:t>}}</w:t>
       </w:r>
       <w:r>
         <w:rPr>
@@ -769,6 +758,32 @@
         <w:rPr>
           <w:rFonts w:ascii="Arial" w:hAnsi="Arial" w:cs="Arial"/>
         </w:rPr>
+        <w:t>sittingWithLegalAdviser</w:t>
+      </w:r>
+      <w:proofErr w:type="spellEnd"/>
+      <w:r>
+        <w:rPr>
+          <w:rFonts w:ascii="Arial" w:hAnsi="Arial" w:cs="Arial"/>
+        </w:rPr>
+        <w:t>}}</w:t>
+      </w:r>
+      <w:r>
+        <w:rPr>
+          <w:rFonts w:ascii="Arial" w:hAnsi="Arial" w:cs="Arial"/>
+        </w:rPr>
+        <w:t xml:space="preserve"> on </w:t>
+      </w:r>
+      <w:r>
+        <w:rPr>
+          <w:rFonts w:ascii="Arial" w:hAnsi="Arial" w:cs="Arial"/>
+        </w:rPr>
+        <w:t>{{</w:t>
+      </w:r>
+      <w:proofErr w:type="spellStart"/>
+      <w:r>
+        <w:rPr>
+          <w:rFonts w:ascii="Arial" w:hAnsi="Arial" w:cs="Arial"/>
+        </w:rPr>
         <w:t>orderDate</w:t>
       </w:r>
       <w:proofErr w:type="spellEnd"/>
@@ -788,21 +803,21 @@
         <w:rPr>
           <w:rFonts w:ascii="Arial" w:hAnsi="Arial" w:cs="Arial"/>
         </w:rPr>
-        <w:t>{</w:t>
+        <w:t>{{</w:t>
       </w:r>
       <w:proofErr w:type="spellStart"/>
       <w:r>
         <w:rPr>
           <w:rFonts w:ascii="Arial" w:hAnsi="Arial" w:cs="Arial"/>
         </w:rPr>
-        <w:t>{hearingOrPaper</w:t>
+        <w:t>hearingOrPapers</w:t>
       </w:r>
       <w:proofErr w:type="spellEnd"/>
       <w:r>
         <w:rPr>
           <w:rFonts w:ascii="Arial" w:hAnsi="Arial" w:cs="Arial"/>
         </w:rPr>
-        <w:t>s}}</w:t>
+        <w:t>}}</w:t>
       </w:r>
       <w:r>
         <w:rPr>
@@ -864,19 +879,11 @@
         <w:t>applicantName</w:t>
       </w:r>
       <w:proofErr w:type="spellEnd"/>
-      <w:proofErr w:type="gramStart"/>
-      <w:r>
-        <w:rPr>
-          <w:rFonts w:ascii="Arial" w:hAnsi="Arial" w:cs="Arial"/>
-        </w:rPr>
-        <w:t>}}{</w:t>
-      </w:r>
-      <w:proofErr w:type="gramEnd"/>
-      <w:r>
-        <w:rPr>
-          <w:rFonts w:ascii="Arial" w:hAnsi="Arial" w:cs="Arial"/>
-        </w:rPr>
-        <w:t>{</w:t>
+      <w:r>
+        <w:rPr>
+          <w:rFonts w:ascii="Arial" w:hAnsi="Arial" w:cs="Arial"/>
+        </w:rPr>
+        <w:t>}}{{</w:t>
       </w:r>
       <w:proofErr w:type="spellStart"/>
       <w:r>

--- a/src/test/resources/templates/CustomOrderHeader.docx
+++ b/src/test/resources/templates/CustomOrderHeader.docx
@@ -41,7 +41,7 @@
                 <w:noProof/>
               </w:rPr>
               <w:drawing>
-                <wp:inline distT="0" distB="0" distL="0" distR="0" wp14:anchorId="20DD4B19" wp14:editId="6496D24D">
+                <wp:inline distT="0" distB="0" distL="0" distR="0" wp14:anchorId="5F399D22" wp14:editId="34D3FC84">
                   <wp:extent cx="855573" cy="712381"/>
                   <wp:effectExtent l="0" t="0" r="0" b="0"/>
                   <wp:docPr id="2" name="Picture 2" descr="A black and white logo&#10;&#10;Description automatically generated"/>
@@ -362,6 +362,19 @@
               <w:t>}}</w:t>
             </w:r>
           </w:p>
+          <w:p>
+            <w:pPr>
+              <w:rPr>
+                <w:rFonts w:ascii="Arial" w:hAnsi="Arial" w:cs="Arial"/>
+              </w:rPr>
+            </w:pPr>
+            <w:r>
+              <w:rPr>
+                <w:rFonts w:ascii="Arial" w:hAnsi="Arial" w:cs="Arial"/>
+              </w:rPr>
+              <w:t>{{actReference}}</w:t>
+            </w:r>
+          </w:p>
         </w:tc>
       </w:tr>
     </w:tbl>
@@ -542,9 +555,17 @@
               <w:rPr>
                 <w:rFonts w:ascii="Arial" w:hAnsi="Arial" w:cs="Arial"/>
               </w:rPr>
-              <w:t>{{children}}[</w:t>
+              <w:t>{{children</w:t>
+            </w:r>
+            <w:proofErr w:type="gramStart"/>
+            <w:r>
+              <w:rPr>
+                <w:rFonts w:ascii="Arial" w:hAnsi="Arial" w:cs="Arial"/>
+              </w:rPr>
+              <w:t>}}[</w:t>
             </w:r>
             <w:proofErr w:type="spellStart"/>
+            <w:proofErr w:type="gramEnd"/>
             <w:r>
               <w:rPr>
                 <w:rFonts w:ascii="Arial" w:hAnsi="Arial" w:cs="Arial"/>
@@ -846,60 +867,117 @@
         <w:t>The parties:</w:t>
       </w:r>
     </w:p>
-    <w:p>
-      <w:pPr>
-        <w:rPr>
-          <w:rFonts w:ascii="Arial" w:hAnsi="Arial" w:cs="Arial"/>
-        </w:rPr>
-      </w:pPr>
-      <w:r>
-        <w:rPr>
-          <w:rFonts w:ascii="Arial" w:hAnsi="Arial" w:cs="Arial"/>
-        </w:rPr>
-        <w:tab/>
-        <w:t>The applicant is</w:t>
-      </w:r>
-      <w:r>
-        <w:rPr>
-          <w:rFonts w:ascii="Arial" w:hAnsi="Arial" w:cs="Arial"/>
-        </w:rPr>
-        <w:t xml:space="preserve"> </w:t>
-      </w:r>
-      <w:r>
-        <w:rPr>
-          <w:rFonts w:ascii="Arial" w:hAnsi="Arial" w:cs="Arial"/>
-        </w:rPr>
-        <w:t>{{</w:t>
-      </w:r>
-      <w:proofErr w:type="spellStart"/>
-      <w:r>
-        <w:rPr>
-          <w:rFonts w:ascii="Arial" w:hAnsi="Arial" w:cs="Arial"/>
-        </w:rPr>
-        <w:t>applicantName</w:t>
-      </w:r>
-      <w:proofErr w:type="spellEnd"/>
-      <w:r>
-        <w:rPr>
-          <w:rFonts w:ascii="Arial" w:hAnsi="Arial" w:cs="Arial"/>
-        </w:rPr>
-        <w:t>}}{{</w:t>
-      </w:r>
-      <w:proofErr w:type="spellStart"/>
-      <w:r>
-        <w:rPr>
-          <w:rFonts w:ascii="Arial" w:hAnsi="Arial" w:cs="Arial"/>
-        </w:rPr>
-        <w:t>applicantRepresentativeClause</w:t>
-      </w:r>
-      <w:proofErr w:type="spellEnd"/>
-      <w:r>
-        <w:rPr>
-          <w:rFonts w:ascii="Arial" w:hAnsi="Arial" w:cs="Arial"/>
-        </w:rPr>
-        <w:t>}}</w:t>
-      </w:r>
-    </w:p>
+    <w:tbl>
+      <w:tblPr>
+        <w:tblStyle w:val="TableGrid"/>
+        <w:tblW w:w="9026" w:type="dxa"/>
+        <w:tblInd w:w="540" w:type="dxa"/>
+        <w:tblBorders>
+          <w:top w:val="none" w:sz="0" w:space="0" w:color="auto"/>
+          <w:left w:val="none" w:sz="0" w:space="0" w:color="auto"/>
+          <w:bottom w:val="none" w:sz="0" w:space="0" w:color="auto"/>
+          <w:right w:val="none" w:sz="0" w:space="0" w:color="auto"/>
+          <w:insideH w:val="none" w:sz="0" w:space="0" w:color="auto"/>
+          <w:insideV w:val="none" w:sz="0" w:space="0" w:color="auto"/>
+        </w:tblBorders>
+        <w:tblLook w:val="04A0" w:firstRow="1" w:lastRow="0" w:firstColumn="1" w:lastColumn="0" w:noHBand="0" w:noVBand="1"/>
+      </w:tblPr>
+      <w:tblGrid>
+        <w:gridCol w:w="9026"/>
+      </w:tblGrid>
+      <w:tr>
+        <w:tc>
+          <w:tcPr>
+            <w:tcW w:w="9026" w:type="dxa"/>
+          </w:tcPr>
+          <w:p>
+            <w:pPr>
+              <w:rPr>
+                <w:rFonts w:ascii="Arial" w:hAnsi="Arial" w:cs="Arial"/>
+              </w:rPr>
+            </w:pPr>
+            <w:r>
+              <w:rPr>
+                <w:rFonts w:ascii="Arial" w:hAnsi="Arial" w:cs="Arial"/>
+              </w:rPr>
+              <w:t>{{</w:t>
+            </w:r>
+            <w:r>
+              <w:rPr>
+                <w:rFonts w:ascii="Arial" w:hAnsi="Arial" w:cs="Arial"/>
+              </w:rPr>
+              <w:t>applicants</w:t>
+            </w:r>
+            <w:r>
+              <w:rPr>
+                <w:rFonts w:ascii="Arial" w:hAnsi="Arial" w:cs="Arial"/>
+              </w:rPr>
+              <w:t>}}</w:t>
+            </w:r>
+            <w:r>
+              <w:rPr>
+                <w:rFonts w:ascii="Arial" w:hAnsi="Arial" w:cs="Arial"/>
+              </w:rPr>
+              <w:t xml:space="preserve"> The [ordinal] </w:t>
+            </w:r>
+            <w:r>
+              <w:rPr>
+                <w:rFonts w:ascii="Arial" w:hAnsi="Arial" w:cs="Arial"/>
+              </w:rPr>
+              <w:t>applicant</w:t>
+            </w:r>
+            <w:r>
+              <w:rPr>
+                <w:rFonts w:ascii="Arial" w:hAnsi="Arial" w:cs="Arial"/>
+              </w:rPr>
+              <w:t xml:space="preserve"> is [name][</w:t>
+            </w:r>
+            <w:proofErr w:type="spellStart"/>
+            <w:r>
+              <w:rPr>
+                <w:rFonts w:ascii="Arial" w:hAnsi="Arial" w:cs="Arial"/>
+              </w:rPr>
+              <w:t>relationshipClause</w:t>
+            </w:r>
+            <w:proofErr w:type="spellEnd"/>
+            <w:r>
+              <w:rPr>
+                <w:rFonts w:ascii="Arial" w:hAnsi="Arial" w:cs="Arial"/>
+              </w:rPr>
+              <w:t>][</w:t>
+            </w:r>
+            <w:proofErr w:type="spellStart"/>
+            <w:r>
+              <w:rPr>
+                <w:rFonts w:ascii="Arial" w:hAnsi="Arial" w:cs="Arial"/>
+              </w:rPr>
+              <w:t>representativeClause</w:t>
+            </w:r>
+            <w:proofErr w:type="spellEnd"/>
+            <w:r>
+              <w:rPr>
+                <w:rFonts w:ascii="Arial" w:hAnsi="Arial" w:cs="Arial"/>
+              </w:rPr>
+              <w:t>]</w:t>
+            </w:r>
+          </w:p>
+        </w:tc>
+      </w:tr>
+      <w:tr>
+        <w:tc>
+          <w:tcPr>
+            <w:tcW w:w="9026" w:type="dxa"/>
+          </w:tcPr>
+          <w:p>
+            <w:pPr>
+              <w:rPr>
+                <w:rFonts w:ascii="Arial" w:hAnsi="Arial" w:cs="Arial"/>
+              </w:rPr>
+            </w:pPr>
+          </w:p>
+        </w:tc>
+      </w:tr>
+    </w:tbl>
     <w:p>
       <w:pPr>
         <w:rPr>
